--- a/prosedurler/EMS.BY.TL.06.04. Batch Preparation and Fabric Loading Instruction.docx
+++ b/prosedurler/EMS.BY.TL.06.04. Batch Preparation and Fabric Loading Instruction.docx
@@ -1920,69 +1920,6 @@
                 <w:color w:val="000000"/>
                 <w:lang w:val="en-GB" w:eastAsia="en-GB"/>
               </w:rPr>
-              <w:drawing>
-                <wp:anchor distT="0" distB="0" distL="114300" distR="114300" simplePos="0" relativeHeight="251658240" behindDoc="0" locked="0" layoutInCell="1" allowOverlap="1" wp14:anchorId="168E1990" wp14:editId="230A926C">
-                  <wp:simplePos x="0" y="0"/>
-                  <wp:positionH relativeFrom="column">
-                    <wp:posOffset>-143510</wp:posOffset>
-                  </wp:positionH>
-                  <wp:positionV relativeFrom="paragraph">
-                    <wp:posOffset>153670</wp:posOffset>
-                  </wp:positionV>
-                  <wp:extent cx="1569720" cy="1046480"/>
-                  <wp:effectExtent l="0" t="0" r="0" b="0"/>
-                  <wp:wrapNone/>
-                  <wp:docPr id="1968470152" name="Resim 1"/>
-                  <wp:cNvGraphicFramePr>
-                    <a:graphicFrameLocks xmlns:a="http://schemas.openxmlformats.org/drawingml/2006/main" noChangeAspect="1"/>
-                  </wp:cNvGraphicFramePr>
-                  <a:graphic xmlns:a="http://schemas.openxmlformats.org/drawingml/2006/main">
-                    <a:graphicData uri="http://schemas.openxmlformats.org/drawingml/2006/picture">
-                      <pic:pic xmlns:pic="http://schemas.openxmlformats.org/drawingml/2006/picture">
-                        <pic:nvPicPr>
-                          <pic:cNvPr id="1968470152" name="Resim 1968470152"/>
-                          <pic:cNvPicPr/>
-                        </pic:nvPicPr>
-                        <pic:blipFill>
-                          <a:blip r:embed="rId9" cstate="print">
-                            <a:extLst>
-                              <a:ext uri="{28A0092B-C50C-407E-A947-70E740481C1C}">
-                                <a14:useLocalDpi xmlns:a14="http://schemas.microsoft.com/office/drawing/2010/main" val="0"/>
-                              </a:ext>
-                            </a:extLst>
-                          </a:blip>
-                          <a:stretch>
-                            <a:fillRect/>
-                          </a:stretch>
-                        </pic:blipFill>
-                        <pic:spPr>
-                          <a:xfrm>
-                            <a:off x="0" y="0"/>
-                            <a:ext cx="1569720" cy="1046480"/>
-                          </a:xfrm>
-                          <a:prstGeom prst="rect">
-                            <a:avLst/>
-                          </a:prstGeom>
-                        </pic:spPr>
-                      </pic:pic>
-                    </a:graphicData>
-                  </a:graphic>
-                  <wp14:sizeRelH relativeFrom="page">
-                    <wp14:pctWidth>0</wp14:pctWidth>
-                  </wp14:sizeRelH>
-                  <wp14:sizeRelV relativeFrom="page">
-                    <wp14:pctHeight>0</wp14:pctHeight>
-                  </wp14:sizeRelV>
-                </wp:anchor>
-              </w:drawing>
-            </w:r>
-            <w:r>
-              <w:rPr>
-                <w:rFonts w:ascii="Calibri" w:eastAsia="Times New Roman" w:hAnsi="Calibri" w:cs="Calibri"/>
-                <w:noProof/>
-                <w:color w:val="000000"/>
-                <w:lang w:val="en-GB" w:eastAsia="en-GB"/>
-              </w:rPr>
               <w:t>Kalite Güvence Müdürü</w:t>
             </w:r>
           </w:p>
@@ -2023,7 +1960,7 @@
                 <w:szCs w:val="18"/>
                 <w:lang w:val="en-GB" w:eastAsia="en-GB"/>
               </w:rPr>
-              <w:t>ABDULLAH BAYDOGAN</w:t>
+              <w:t>ABDULLAH BAYDOĞAN</w:t>
             </w:r>
           </w:p>
         </w:tc>
@@ -2195,7 +2132,7 @@
               <w:bottom w:val="single" w:sz="4" w:space="0" w:color="auto"/>
               <w:right w:val="single" w:sz="4" w:space="0" w:color="auto"/>
             </w:tcBorders>
-            <w:vAlign w:val="bottom"/>
+            <w:vAlign w:val="center"/>
           </w:tcPr>
           <w:p>
             <w:pPr>
@@ -2208,6 +2145,43 @@
                 <w:lang w:val="en-GB" w:eastAsia="en-GB"/>
               </w:rPr>
             </w:pPr>
+            <w:r>
+              <w:drawing>
+                <wp:inline distT="0" distB="0" distL="0" distR="0">
+                  <wp:extent cx="659218" cy="566928"/>
+                  <wp:effectExtent l="0" t="0" r="0" b="0"/>
+                  <wp:docPr id="900102" name="Imza Ali Kaan Genc"/>
+                  <wp:cNvGraphicFramePr>
+                    <a:graphicFrameLocks xmlns:a="http://schemas.openxmlformats.org/drawingml/2006/main" noChangeAspect="1"/>
+                  </wp:cNvGraphicFramePr>
+                  <a:graphic xmlns:a="http://schemas.openxmlformats.org/drawingml/2006/main">
+                    <a:graphicData uri="http://schemas.openxmlformats.org/drawingml/2006/picture">
+                      <pic:pic xmlns:pic="http://schemas.openxmlformats.org/drawingml/2006/picture">
+                        <pic:nvPicPr>
+                          <pic:cNvPr id="900102" name="Imza Ali Kaan Genc"/>
+                          <pic:cNvPicPr/>
+                        </pic:nvPicPr>
+                        <pic:blipFill>
+                          <a:blip r:embed="sigAliKaan"/>
+                          <a:stretch>
+                            <a:fillRect/>
+                          </a:stretch>
+                        </pic:blipFill>
+                        <pic:spPr>
+                          <a:xfrm>
+                            <a:off x="0" y="0"/>
+                            <a:ext cx="659218" cy="566928"/>
+                          </a:xfrm>
+                          <a:prstGeom prst="rect">
+                            <a:avLst/>
+                          </a:prstGeom>
+                        </pic:spPr>
+                      </pic:pic>
+                    </a:graphicData>
+                  </a:graphic>
+                </wp:inline>
+              </w:drawing>
+            </w:r>
           </w:p>
         </w:tc>
         <w:tc>
@@ -2245,7 +2219,7 @@
               <w:bottom w:val="single" w:sz="4" w:space="0" w:color="auto"/>
               <w:right w:val="single" w:sz="4" w:space="0" w:color="auto"/>
             </w:tcBorders>
-            <w:vAlign w:val="bottom"/>
+            <w:vAlign w:val="center"/>
           </w:tcPr>
           <w:p>
             <w:pPr>
@@ -2258,6 +2232,43 @@
                 <w:lang w:val="en-GB" w:eastAsia="en-GB"/>
               </w:rPr>
             </w:pPr>
+            <w:r>
+              <w:drawing>
+                <wp:inline distT="0" distB="0" distL="0" distR="0">
+                  <wp:extent cx="850392" cy="566928"/>
+                  <wp:effectExtent l="0" t="0" r="0" b="0"/>
+                  <wp:docPr id="900104" name="Imza Abdullah Baydogan"/>
+                  <wp:cNvGraphicFramePr>
+                    <a:graphicFrameLocks xmlns:a="http://schemas.openxmlformats.org/drawingml/2006/main" noChangeAspect="1"/>
+                  </wp:cNvGraphicFramePr>
+                  <a:graphic xmlns:a="http://schemas.openxmlformats.org/drawingml/2006/main">
+                    <a:graphicData uri="http://schemas.openxmlformats.org/drawingml/2006/picture">
+                      <pic:pic xmlns:pic="http://schemas.openxmlformats.org/drawingml/2006/picture">
+                        <pic:nvPicPr>
+                          <pic:cNvPr id="900104" name="Imza Abdullah Baydogan"/>
+                          <pic:cNvPicPr/>
+                        </pic:nvPicPr>
+                        <pic:blipFill>
+                          <a:blip r:embed="rId9"/>
+                          <a:stretch>
+                            <a:fillRect/>
+                          </a:stretch>
+                        </pic:blipFill>
+                        <pic:spPr>
+                          <a:xfrm>
+                            <a:off x="0" y="0"/>
+                            <a:ext cx="850392" cy="566928"/>
+                          </a:xfrm>
+                          <a:prstGeom prst="rect">
+                            <a:avLst/>
+                          </a:prstGeom>
+                        </pic:spPr>
+                      </pic:pic>
+                    </a:graphicData>
+                  </a:graphic>
+                </wp:inline>
+              </w:drawing>
+            </w:r>
           </w:p>
         </w:tc>
         <w:tc>
@@ -2295,7 +2306,7 @@
               <w:bottom w:val="single" w:sz="4" w:space="0" w:color="auto"/>
               <w:right w:val="single" w:sz="4" w:space="0" w:color="auto"/>
             </w:tcBorders>
-            <w:vAlign w:val="bottom"/>
+            <w:vAlign w:val="center"/>
           </w:tcPr>
           <w:p>
             <w:pPr>
@@ -2308,6 +2319,43 @@
                 <w:lang w:val="en-GB" w:eastAsia="en-GB"/>
               </w:rPr>
             </w:pPr>
+            <w:r>
+              <w:drawing>
+                <wp:inline distT="0" distB="0" distL="0" distR="0">
+                  <wp:extent cx="944879" cy="566928"/>
+                  <wp:effectExtent l="0" t="0" r="0" b="0"/>
+                  <wp:docPr id="900106" name="Imza Fatih Salbars"/>
+                  <wp:cNvGraphicFramePr>
+                    <a:graphicFrameLocks xmlns:a="http://schemas.openxmlformats.org/drawingml/2006/main" noChangeAspect="1"/>
+                  </wp:cNvGraphicFramePr>
+                  <a:graphic xmlns:a="http://schemas.openxmlformats.org/drawingml/2006/main">
+                    <a:graphicData uri="http://schemas.openxmlformats.org/drawingml/2006/picture">
+                      <pic:pic xmlns:pic="http://schemas.openxmlformats.org/drawingml/2006/picture">
+                        <pic:nvPicPr>
+                          <pic:cNvPr id="900106" name="Imza Fatih Salbars"/>
+                          <pic:cNvPicPr/>
+                        </pic:nvPicPr>
+                        <pic:blipFill>
+                          <a:blip r:embed="sigFatih"/>
+                          <a:stretch>
+                            <a:fillRect/>
+                          </a:stretch>
+                        </pic:blipFill>
+                        <pic:spPr>
+                          <a:xfrm>
+                            <a:off x="0" y="0"/>
+                            <a:ext cx="944879" cy="566928"/>
+                          </a:xfrm>
+                          <a:prstGeom prst="rect">
+                            <a:avLst/>
+                          </a:prstGeom>
+                        </pic:spPr>
+                      </pic:pic>
+                    </a:graphicData>
+                  </a:graphic>
+                </wp:inline>
+              </w:drawing>
+            </w:r>
           </w:p>
         </w:tc>
       </w:tr>

--- a/prosedurler/EMS.BY.TL.06.04. Batch Preparation and Fabric Loading Instruction.docx
+++ b/prosedurler/EMS.BY.TL.06.04. Batch Preparation and Fabric Loading Instruction.docx
@@ -32,7 +32,7 @@
           <w:sz w:val="24"/>
           <w:szCs w:val="24"/>
         </w:rPr>
-        <w:t xml:space="preserve">This work instruction describes how greige fabric batches are prepared, identified and loaded into dyeing machines at Eroglu Knitting (EMS), so that the correct fabric is dyed with the correct quantity and liquor ratio, uneven dyeing, creases and fabric damage are prevented and full traceability is kept.</w:t>
+        <w:t xml:space="preserve">This work instruction describes how greige fabric is received in the dyehouse, how batches are formed, prepared, identified and loaded into dyeing machines at Eroglu Knitting (EMS) (QMS instruction TLM-BOY-01), so that the correct fabric is dyed with the correct quantity and liquor ratio, uneven dyeing, creases, mixed lots and fabric damage are prevented and full traceability is kept.</w:t>
       </w:r>
     </w:p>
     <w:p>
@@ -73,7 +73,7 @@
           <w:sz w:val="24"/>
           <w:szCs w:val="24"/>
         </w:rPr>
-        <w:t xml:space="preserve">This instruction applies to batch preparation staff, dyeing machine operators and shift supervisors, and covers greige fabric issued from the warehouse to the dyehouse and loaded into jet, overflow and other dyeing machines.</w:t>
+        <w:t xml:space="preserve">This instruction applies to dyehouse greige receiving and batching staff, batch preparation staff, dyeing machine operators and shift supervisors, and covers greige fabric issued from the warehouse or knitting department to the dyehouse and loaded into jet, overflow and other dyeing machines.</w:t>
       </w:r>
     </w:p>
     <w:p>
@@ -124,15 +124,15 @@
           <w:sz w:val="24"/>
           <w:szCs w:val="24"/>
         </w:rPr>
-        <w:t xml:space="preserve">Dyehouse Shift Supervisor:</w:t>
-      </w:r>
-      <w:r>
-        <w:rPr>
-          <w:rFonts w:ascii="Calibri" w:hAnsi="Calibri" w:cs="Arial"/>
-          <w:sz w:val="24"/>
-          <w:szCs w:val="24"/>
-        </w:rPr>
-        <w:t xml:space="preserve"> Assigns batches to machines according to the dyeing plan and checks batch preparation and loading.</w:t>
+        <w:t xml:space="preserve">Dyehouse Manager:</w:t>
+      </w:r>
+      <w:r>
+        <w:rPr>
+          <w:rFonts w:ascii="Calibri" w:hAnsi="Calibri" w:cs="Arial"/>
+          <w:sz w:val="24"/>
+          <w:szCs w:val="24"/>
+        </w:rPr>
+        <w:t xml:space="preserve"> Approves the batching rules and any exception, such as mixing of lots, and decides on quarantined fabric together with Quality Assurance.</w:t>
       </w:r>
     </w:p>
     <w:p>
@@ -158,15 +158,15 @@
           <w:sz w:val="24"/>
           <w:szCs w:val="24"/>
         </w:rPr>
-        <w:t xml:space="preserve">Batch Preparation Staff:</w:t>
-      </w:r>
-      <w:r>
-        <w:rPr>
-          <w:rFonts w:ascii="Calibri" w:hAnsi="Calibri" w:cs="Arial"/>
-          <w:sz w:val="24"/>
-          <w:szCs w:val="24"/>
-        </w:rPr>
-        <w:t xml:space="preserve"> Prepare the batch according to the batch card, weigh and identify the fabric and stitch the rope ends.</w:t>
+        <w:t xml:space="preserve">Dyehouse Shift Supervisor:</w:t>
+      </w:r>
+      <w:r>
+        <w:rPr>
+          <w:rFonts w:ascii="Calibri" w:hAnsi="Calibri" w:cs="Arial"/>
+          <w:sz w:val="24"/>
+          <w:szCs w:val="24"/>
+        </w:rPr>
+        <w:t xml:space="preserve"> Assigns batches to machines according to the dyeing plan and checks batch preparation and loading.</w:t>
       </w:r>
     </w:p>
     <w:p>
@@ -192,6 +192,74 @@
           <w:sz w:val="24"/>
           <w:szCs w:val="24"/>
         </w:rPr>
+        <w:t xml:space="preserve">Greige Receiving Staff:</w:t>
+      </w:r>
+      <w:r>
+        <w:rPr>
+          <w:rFonts w:ascii="Calibri" w:hAnsi="Calibri" w:cs="Arial"/>
+          <w:sz w:val="24"/>
+          <w:szCs w:val="24"/>
+        </w:rPr>
+        <w:t xml:space="preserve"> Match the received rolls with the shipment list and the Greige Fabric Control Form, check quantity, labels and damage and quarantine nonconforming rolls.</w:t>
+      </w:r>
+    </w:p>
+    <w:p>
+      <w:pPr>
+        <w:pStyle w:val="ListeParagraf"/>
+        <w:spacing w:after="80"/>
+        <w:ind w:left="709" w:right="0"/>
+        <w:jc w:val="both"/>
+      </w:pPr>
+      <w:r>
+        <w:rPr>
+          <w:rFonts w:ascii="Calibri" w:hAnsi="Calibri" w:cs="Arial"/>
+          <w:sz w:val="24"/>
+          <w:szCs w:val="24"/>
+        </w:rPr>
+        <w:t xml:space="preserve">• </w:t>
+      </w:r>
+      <w:r>
+        <w:rPr>
+          <w:rFonts w:ascii="Calibri" w:hAnsi="Calibri" w:cs="Arial"/>
+          <w:b/>
+          <w:bCs/>
+          <w:sz w:val="24"/>
+          <w:szCs w:val="24"/>
+        </w:rPr>
+        <w:t xml:space="preserve">Batch Preparation Staff:</w:t>
+      </w:r>
+      <w:r>
+        <w:rPr>
+          <w:rFonts w:ascii="Calibri" w:hAnsi="Calibri" w:cs="Arial"/>
+          <w:sz w:val="24"/>
+          <w:szCs w:val="24"/>
+        </w:rPr>
+        <w:t xml:space="preserve"> Prepare the batch according to the batch card, weigh and identify the fabric and stitch the rope ends.</w:t>
+      </w:r>
+    </w:p>
+    <w:p>
+      <w:pPr>
+        <w:pStyle w:val="ListeParagraf"/>
+        <w:spacing w:after="80"/>
+        <w:ind w:left="709" w:right="0"/>
+        <w:jc w:val="both"/>
+      </w:pPr>
+      <w:r>
+        <w:rPr>
+          <w:rFonts w:ascii="Calibri" w:hAnsi="Calibri" w:cs="Arial"/>
+          <w:sz w:val="24"/>
+          <w:szCs w:val="24"/>
+        </w:rPr>
+        <w:t xml:space="preserve">• </w:t>
+      </w:r>
+      <w:r>
+        <w:rPr>
+          <w:rFonts w:ascii="Calibri" w:hAnsi="Calibri" w:cs="Arial"/>
+          <w:b/>
+          <w:bCs/>
+          <w:sz w:val="24"/>
+          <w:szCs w:val="24"/>
+        </w:rPr>
         <w:t xml:space="preserve">Dyeing Machine Operator:</w:t>
       </w:r>
       <w:r>
@@ -201,6 +269,40 @@
           <w:szCs w:val="24"/>
         </w:rPr>
         <w:t xml:space="preserve"> Loads the fabric into the machine correctly and confirms the batch data before starting the program.</w:t>
+      </w:r>
+    </w:p>
+    <w:p>
+      <w:pPr>
+        <w:pStyle w:val="ListeParagraf"/>
+        <w:spacing w:after="80"/>
+        <w:ind w:left="709" w:right="0"/>
+        <w:jc w:val="both"/>
+      </w:pPr>
+      <w:r>
+        <w:rPr>
+          <w:rFonts w:ascii="Calibri" w:hAnsi="Calibri" w:cs="Arial"/>
+          <w:sz w:val="24"/>
+          <w:szCs w:val="24"/>
+        </w:rPr>
+        <w:t xml:space="preserve">• </w:t>
+      </w:r>
+      <w:r>
+        <w:rPr>
+          <w:rFonts w:ascii="Calibri" w:hAnsi="Calibri" w:cs="Arial"/>
+          <w:b/>
+          <w:bCs/>
+          <w:sz w:val="24"/>
+          <w:szCs w:val="24"/>
+        </w:rPr>
+        <w:t xml:space="preserve">Quality Assurance:</w:t>
+      </w:r>
+      <w:r>
+        <w:rPr>
+          <w:rFonts w:ascii="Calibri" w:hAnsi="Calibri" w:cs="Arial"/>
+          <w:sz w:val="24"/>
+          <w:szCs w:val="24"/>
+        </w:rPr>
+        <w:t xml:space="preserve"> Decides on acceptance, blocking or return of greige fabric and of yarn-related problems.</w:t>
       </w:r>
     </w:p>
     <w:p>
@@ -225,8 +327,220 @@
           <w:sz w:val="24"/>
           <w:szCs w:val="24"/>
         </w:rPr>
-        <w:t xml:space="preserve">INSTRUCTIONS</w:t>
-      </w:r>
+        <w:t xml:space="preserve">DEFINITIONS</w:t>
+      </w:r>
+    </w:p>
+    <w:p>
+      <w:pPr>
+        <w:pStyle w:val="ListeParagraf"/>
+        <w:spacing w:after="80"/>
+        <w:ind w:left="709" w:right="0"/>
+        <w:jc w:val="both"/>
+      </w:pPr>
+      <w:r>
+        <w:rPr>
+          <w:rFonts w:ascii="Calibri" w:hAnsi="Calibri" w:cs="Arial"/>
+          <w:sz w:val="24"/>
+          <w:szCs w:val="24"/>
+        </w:rPr>
+        <w:t xml:space="preserve">• </w:t>
+      </w:r>
+      <w:r>
+        <w:rPr>
+          <w:rFonts w:ascii="Calibri" w:hAnsi="Calibri" w:cs="Arial"/>
+          <w:b/>
+          <w:bCs/>
+          <w:sz w:val="24"/>
+          <w:szCs w:val="24"/>
+        </w:rPr>
+        <w:t xml:space="preserve">Greige Fabric:</w:t>
+      </w:r>
+      <w:r>
+        <w:rPr>
+          <w:rFonts w:ascii="Calibri" w:hAnsi="Calibri" w:cs="Arial"/>
+          <w:sz w:val="24"/>
+          <w:szCs w:val="24"/>
+        </w:rPr>
+        <w:t xml:space="preserve"> Knitted fabric that has not yet been pre-treated or dyed.</w:t>
+      </w:r>
+    </w:p>
+    <w:p>
+      <w:pPr>
+        <w:pStyle w:val="ListeParagraf"/>
+        <w:spacing w:after="80"/>
+        <w:ind w:left="709" w:right="0"/>
+        <w:jc w:val="both"/>
+      </w:pPr>
+      <w:r>
+        <w:rPr>
+          <w:rFonts w:ascii="Calibri" w:hAnsi="Calibri" w:cs="Arial"/>
+          <w:sz w:val="24"/>
+          <w:szCs w:val="24"/>
+        </w:rPr>
+        <w:t xml:space="preserve">• </w:t>
+      </w:r>
+      <w:r>
+        <w:rPr>
+          <w:rFonts w:ascii="Calibri" w:hAnsi="Calibri" w:cs="Arial"/>
+          <w:b/>
+          <w:bCs/>
+          <w:sz w:val="24"/>
+          <w:szCs w:val="24"/>
+        </w:rPr>
+        <w:t xml:space="preserve">Batch:</w:t>
+      </w:r>
+      <w:r>
+        <w:rPr>
+          <w:rFonts w:ascii="Calibri" w:hAnsi="Calibri" w:cs="Arial"/>
+          <w:sz w:val="24"/>
+          <w:szCs w:val="24"/>
+        </w:rPr>
+        <w:t xml:space="preserve"> A group of rolls from the same yarn lot, fabric type, weight and colour that is dyed together in one machine run.</w:t>
+      </w:r>
+    </w:p>
+    <w:p>
+      <w:pPr>
+        <w:pStyle w:val="ListeParagraf"/>
+        <w:spacing w:after="80"/>
+        <w:ind w:left="709" w:right="0"/>
+        <w:jc w:val="both"/>
+      </w:pPr>
+      <w:r>
+        <w:rPr>
+          <w:rFonts w:ascii="Calibri" w:hAnsi="Calibri" w:cs="Arial"/>
+          <w:sz w:val="24"/>
+          <w:szCs w:val="24"/>
+        </w:rPr>
+        <w:t xml:space="preserve">• </w:t>
+      </w:r>
+      <w:r>
+        <w:rPr>
+          <w:rFonts w:ascii="Calibri" w:hAnsi="Calibri" w:cs="Arial"/>
+          <w:b/>
+          <w:bCs/>
+          <w:sz w:val="24"/>
+          <w:szCs w:val="24"/>
+        </w:rPr>
+        <w:t xml:space="preserve">Batch Card:</w:t>
+      </w:r>
+      <w:r>
+        <w:rPr>
+          <w:rFonts w:ascii="Calibri" w:hAnsi="Calibri" w:cs="Arial"/>
+          <w:sz w:val="24"/>
+          <w:szCs w:val="24"/>
+        </w:rPr>
+        <w:t xml:space="preserve"> The document that carries the batch number, order, colour, fabric type, lot numbers and planned weight and follows the batch through the dyehouse.</w:t>
+      </w:r>
+    </w:p>
+    <w:p>
+      <w:pPr>
+        <w:pStyle w:val="ListeParagraf"/>
+        <w:spacing w:after="80"/>
+        <w:ind w:left="709" w:right="0"/>
+        <w:jc w:val="both"/>
+      </w:pPr>
+      <w:r>
+        <w:rPr>
+          <w:rFonts w:ascii="Calibri" w:hAnsi="Calibri" w:cs="Arial"/>
+          <w:sz w:val="24"/>
+          <w:szCs w:val="24"/>
+        </w:rPr>
+        <w:t xml:space="preserve">• </w:t>
+      </w:r>
+      <w:r>
+        <w:rPr>
+          <w:rFonts w:ascii="Calibri" w:hAnsi="Calibri" w:cs="Arial"/>
+          <w:b/>
+          <w:bCs/>
+          <w:sz w:val="24"/>
+          <w:szCs w:val="24"/>
+        </w:rPr>
+        <w:t xml:space="preserve">Liquor Ratio:</w:t>
+      </w:r>
+      <w:r>
+        <w:rPr>
+          <w:rFonts w:ascii="Calibri" w:hAnsi="Calibri" w:cs="Arial"/>
+          <w:sz w:val="24"/>
+          <w:szCs w:val="24"/>
+        </w:rPr>
+        <w:t xml:space="preserve"> The ratio of fabric weight to the volume of dye bath water, for example 1:8.</w:t>
+      </w:r>
+    </w:p>
+    <w:p>
+      <w:pPr>
+        <w:pStyle w:val="ListeParagraf"/>
+        <w:spacing w:after="80"/>
+        <w:ind w:left="709" w:right="0"/>
+        <w:jc w:val="both"/>
+      </w:pPr>
+      <w:r>
+        <w:rPr>
+          <w:rFonts w:ascii="Calibri" w:hAnsi="Calibri" w:cs="Arial"/>
+          <w:sz w:val="24"/>
+          <w:szCs w:val="24"/>
+        </w:rPr>
+        <w:t xml:space="preserve">• </w:t>
+      </w:r>
+      <w:r>
+        <w:rPr>
+          <w:rFonts w:ascii="Calibri" w:hAnsi="Calibri" w:cs="Arial"/>
+          <w:b/>
+          <w:bCs/>
+          <w:sz w:val="24"/>
+          <w:szCs w:val="24"/>
+        </w:rPr>
+        <w:t xml:space="preserve">Rope:</w:t>
+      </w:r>
+      <w:r>
+        <w:rPr>
+          <w:rFonts w:ascii="Calibri" w:hAnsi="Calibri" w:cs="Arial"/>
+          <w:sz w:val="24"/>
+          <w:szCs w:val="24"/>
+        </w:rPr>
+        <w:t xml:space="preserve"> Fabric joined end to end into an endless loop for rope-type dyeing machines.</w:t>
+      </w:r>
+    </w:p>
+    <w:p>
+      <w:pPr>
+        <w:pStyle w:val="ListeParagraf"/>
+        <w:spacing w:after="80"/>
+        <w:ind w:left="709" w:right="0"/>
+        <w:jc w:val="both"/>
+      </w:pPr>
+      <w:r>
+        <w:rPr>
+          <w:rFonts w:ascii="Calibri" w:hAnsi="Calibri" w:cs="Arial"/>
+          <w:sz w:val="24"/>
+          <w:szCs w:val="24"/>
+        </w:rPr>
+        <w:t xml:space="preserve">• </w:t>
+      </w:r>
+      <w:r>
+        <w:rPr>
+          <w:rFonts w:ascii="Calibri" w:hAnsi="Calibri" w:cs="Arial"/>
+          <w:b/>
+          <w:bCs/>
+          <w:sz w:val="24"/>
+          <w:szCs w:val="24"/>
+        </w:rPr>
+        <w:t xml:space="preserve">Quarantine:</w:t>
+      </w:r>
+      <w:r>
+        <w:rPr>
+          <w:rFonts w:ascii="Calibri" w:hAnsi="Calibri" w:cs="Arial"/>
+          <w:sz w:val="24"/>
+          <w:szCs w:val="24"/>
+        </w:rPr>
+        <w:t xml:space="preserve"> A marked area where nonconforming or doubtful fabric is held until Quality Assurance decides.</w:t>
+      </w:r>
+    </w:p>
+    <w:p>
+      <w:pPr>
+        <w:pStyle w:val="ListeParagraf"/>
+        <w:spacing w:after="80"/>
+        <w:ind w:left="709" w:right="0"/>
+        <w:jc w:val="both"/>
+      </w:pPr>
     </w:p>
     <w:p>
       <w:pPr>
@@ -242,64 +556,8 @@
           <w:sz w:val="24"/>
           <w:szCs w:val="24"/>
         </w:rPr>
-        <w:t xml:space="preserve">1. BEFORE STARTING</w:t>
-      </w:r>
-    </w:p>
-    <w:p>
-      <w:pPr>
-        <w:pStyle w:val="ListeParagraf"/>
-        <w:spacing w:after="80"/>
-        <w:ind w:left="709" w:right="0"/>
-        <w:jc w:val="both"/>
-      </w:pPr>
-      <w:r>
-        <w:rPr>
-          <w:rFonts w:ascii="Calibri" w:hAnsi="Calibri" w:cs="Arial"/>
-          <w:sz w:val="24"/>
-          <w:szCs w:val="24"/>
-        </w:rPr>
-        <w:t xml:space="preserve">1.1. Take the batch card from the dyeing plan and check order number, colour, fabric type, composition, lot numbers and planned batch weight.</w:t>
-      </w:r>
-    </w:p>
-    <w:p>
-      <w:pPr>
-        <w:pStyle w:val="ListeParagraf"/>
-        <w:spacing w:after="80"/>
-        <w:ind w:left="709" w:right="0"/>
-        <w:jc w:val="both"/>
-      </w:pPr>
-      <w:r>
-        <w:rPr>
-          <w:rFonts w:ascii="Calibri" w:hAnsi="Calibri" w:cs="Arial"/>
-          <w:sz w:val="24"/>
-          <w:szCs w:val="24"/>
-        </w:rPr>
-        <w:t xml:space="preserve">1.2. Check that the fabric issued from the warehouse has passed greige inspection and matches the batch card; do not mix different yarn lots, knitting machines' lots or compositions in one batch unless approved by the Dyehouse Manager.</w:t>
-      </w:r>
-    </w:p>
-    <w:p>
-      <w:pPr>
-        <w:pStyle w:val="ListeParagraf"/>
-        <w:spacing w:after="80"/>
-        <w:ind w:left="709" w:right="0"/>
-        <w:jc w:val="both"/>
-      </w:pPr>
-      <w:r>
-        <w:rPr>
-          <w:rFonts w:ascii="Calibri" w:hAnsi="Calibri" w:cs="Arial"/>
-          <w:sz w:val="24"/>
-          <w:szCs w:val="24"/>
-        </w:rPr>
-        <w:t xml:space="preserve">1.3. For GRS/RCS or OCS orders, check that the fabric carries the certified material identification and keep it separate from conventional fabric.</w:t>
-      </w:r>
-    </w:p>
-    <w:p>
-      <w:pPr>
-        <w:pStyle w:val="ListeParagraf"/>
-        <w:spacing w:after="80"/>
-        <w:ind w:left="709" w:right="0"/>
-        <w:jc w:val="both"/>
-      </w:pPr>
+        <w:t xml:space="preserve">INSTRUCTIONS</w:t>
+      </w:r>
     </w:p>
     <w:p>
       <w:pPr>
@@ -315,7 +573,7 @@
           <w:sz w:val="24"/>
           <w:szCs w:val="24"/>
         </w:rPr>
-        <w:t xml:space="preserve">2. BATCH PREPARATION</w:t>
+        <w:t xml:space="preserve">1. GREIGE FABRIC RECEIVING (TLM-BOY-01)</w:t>
       </w:r>
     </w:p>
     <w:p>
@@ -331,7 +589,7 @@
           <w:sz w:val="24"/>
           <w:szCs w:val="24"/>
         </w:rPr>
-        <w:t xml:space="preserve">2.1. Weigh each roll, record the weights on the batch card and make sure that the total weight is within the machine capacity and the planned weight tolerance.</w:t>
+        <w:t xml:space="preserve">1.1. Match the received rolls with the shipment list and the Greige Fabric Control Form (EMS.QA.FRM.07.21); check roll count, labels (order, lot, machine, weight) and visible damage.</w:t>
       </w:r>
     </w:p>
     <w:p>
@@ -347,7 +605,7 @@
           <w:sz w:val="24"/>
           <w:szCs w:val="24"/>
         </w:rPr>
-        <w:t xml:space="preserve">2.2. Divide the batch equally between the machine tubes (chambers) so that each rope has the same length and weight.</w:t>
+        <w:t xml:space="preserve">1.2. Check that the fabric has passed greige inspection (EMS.ÜR.TL.05.08) and matches the dyeing plan; where a yarn-related problem is suspected, use the Yarn Inspection Input Control and Supplier Evaluation Form (EMS.QA.FRM.07.19).</w:t>
       </w:r>
     </w:p>
     <w:p>
@@ -363,7 +621,7 @@
           <w:sz w:val="24"/>
           <w:szCs w:val="24"/>
         </w:rPr>
-        <w:t xml:space="preserve">2.3. Open tubular fabric where required, check for holes, oil stains and knots, and turn the fabric face-in if specified in the recipe.</w:t>
+        <w:t xml:space="preserve">1.3. Separate damaged, soiled, wet or unlabelled rolls, label them “Hold” and keep them in quarantine until Quality Assurance decides.</w:t>
       </w:r>
     </w:p>
     <w:p>
@@ -379,7 +637,23 @@
           <w:sz w:val="24"/>
           <w:szCs w:val="24"/>
         </w:rPr>
-        <w:t xml:space="preserve">2.4. Attach a durable batch label (batch number, order, colour) to the fabric end and sew the rope ends together with a strong, colour-fast thread to form an endless rope.</w:t>
+        <w:t xml:space="preserve">1.4. Give each accepted batch a batch number and use the same number on all forms and labels so that traceability is kept.</w:t>
+      </w:r>
+    </w:p>
+    <w:p>
+      <w:pPr>
+        <w:pStyle w:val="ListeParagraf"/>
+        <w:spacing w:after="80"/>
+        <w:ind w:left="709" w:right="0"/>
+        <w:jc w:val="both"/>
+      </w:pPr>
+      <w:r>
+        <w:rPr>
+          <w:rFonts w:ascii="Calibri" w:hAnsi="Calibri" w:cs="Arial"/>
+          <w:sz w:val="24"/>
+          <w:szCs w:val="24"/>
+        </w:rPr>
+        <w:t xml:space="preserve">1.5. For GRS/RCS or OCS orders, check that the fabric carries the certified material identification and keep it separate from conventional fabric (EMS.GR.TL.14.01).</w:t>
       </w:r>
     </w:p>
     <w:p>
@@ -404,7 +678,7 @@
           <w:sz w:val="24"/>
           <w:szCs w:val="24"/>
         </w:rPr>
-        <w:t xml:space="preserve">3. LOADING</w:t>
+        <w:t xml:space="preserve">2. BEFORE STARTING</w:t>
       </w:r>
     </w:p>
     <w:p>
@@ -420,7 +694,7 @@
           <w:sz w:val="24"/>
           <w:szCs w:val="24"/>
         </w:rPr>
-        <w:t xml:space="preserve">3.1. Check that the machine is clean, drained and free of fabric pieces or residue from the previous batch, especially after dark shades.</w:t>
+        <w:t xml:space="preserve">2.1. Take the batch card from the dyeing plan and check order number, colour, fabric type, composition, lot numbers and planned batch weight.</w:t>
       </w:r>
     </w:p>
     <w:p>
@@ -436,7 +710,7 @@
           <w:sz w:val="24"/>
           <w:szCs w:val="24"/>
         </w:rPr>
-        <w:t xml:space="preserve">3.2. Fill the machine to the loading level, run the reel at loading speed and feed the fabric evenly into each tube without twisting.</w:t>
+        <w:t xml:space="preserve">2.2. Group rolls with the same yarn lot, fabric type, weight and colour; do not mix different yarn lots, knitting machine lots or compositions in one batch unless approved by the Dyehouse Manager, and record the approval on the batch card.</w:t>
       </w:r>
     </w:p>
     <w:p>
@@ -452,23 +726,7 @@
           <w:sz w:val="24"/>
           <w:szCs w:val="24"/>
         </w:rPr>
-        <w:t xml:space="preserve">3.3. Sew the two ends of each rope together, check that the rope runs freely and at the same speed in all tubes, and close the machine door safely.</w:t>
-      </w:r>
-    </w:p>
-    <w:p>
-      <w:pPr>
-        <w:pStyle w:val="ListeParagraf"/>
-        <w:spacing w:after="80"/>
-        <w:ind w:left="709" w:right="0"/>
-        <w:jc w:val="both"/>
-      </w:pPr>
-      <w:r>
-        <w:rPr>
-          <w:rFonts w:ascii="Calibri" w:hAnsi="Calibri" w:cs="Arial"/>
-          <w:sz w:val="24"/>
-          <w:szCs w:val="24"/>
-        </w:rPr>
-        <w:t xml:space="preserve">3.4. Enter the batch number, weight and liquor ratio into the machine controller and check the program number against the recipe before starting.</w:t>
+        <w:t xml:space="preserve">2.3. Check that the batch weight is within the machine capacity and the planned weight tolerance defined in the dyehouse plan.</w:t>
       </w:r>
     </w:p>
     <w:p>
@@ -493,7 +751,201 @@
           <w:sz w:val="24"/>
           <w:szCs w:val="24"/>
         </w:rPr>
-        <w:t xml:space="preserve">4. SAFETY RULES / PROHIBITIONS</w:t>
+        <w:t xml:space="preserve">3. BATCH PREPARATION</w:t>
+      </w:r>
+    </w:p>
+    <w:p>
+      <w:pPr>
+        <w:pStyle w:val="ListeParagraf"/>
+        <w:spacing w:after="80"/>
+        <w:ind w:left="709" w:right="0"/>
+        <w:jc w:val="both"/>
+      </w:pPr>
+      <w:r>
+        <w:rPr>
+          <w:rFonts w:ascii="Calibri" w:hAnsi="Calibri" w:cs="Arial"/>
+          <w:sz w:val="24"/>
+          <w:szCs w:val="24"/>
+        </w:rPr>
+        <w:t xml:space="preserve">3.1. Weigh each roll, record the weights on the batch card and make sure that the total weight is within the machine capacity and the planned weight tolerance.</w:t>
+      </w:r>
+    </w:p>
+    <w:p>
+      <w:pPr>
+        <w:pStyle w:val="ListeParagraf"/>
+        <w:spacing w:after="80"/>
+        <w:ind w:left="709" w:right="0"/>
+        <w:jc w:val="both"/>
+      </w:pPr>
+      <w:r>
+        <w:rPr>
+          <w:rFonts w:ascii="Calibri" w:hAnsi="Calibri" w:cs="Arial"/>
+          <w:sz w:val="24"/>
+          <w:szCs w:val="24"/>
+        </w:rPr>
+        <w:t xml:space="preserve">3.2. Divide the batch equally between the machine tubes (chambers) so that each rope has the same length and weight.</w:t>
+      </w:r>
+    </w:p>
+    <w:p>
+      <w:pPr>
+        <w:pStyle w:val="ListeParagraf"/>
+        <w:spacing w:after="80"/>
+        <w:ind w:left="709" w:right="0"/>
+        <w:jc w:val="both"/>
+      </w:pPr>
+      <w:r>
+        <w:rPr>
+          <w:rFonts w:ascii="Calibri" w:hAnsi="Calibri" w:cs="Arial"/>
+          <w:sz w:val="24"/>
+          <w:szCs w:val="24"/>
+        </w:rPr>
+        <w:t xml:space="preserve">3.3. Open tubular fabric where required, check for holes, oil stains and knots, and turn the fabric face-in if specified in the recipe.</w:t>
+      </w:r>
+    </w:p>
+    <w:p>
+      <w:pPr>
+        <w:pStyle w:val="ListeParagraf"/>
+        <w:spacing w:after="80"/>
+        <w:ind w:left="709" w:right="0"/>
+        <w:jc w:val="both"/>
+      </w:pPr>
+      <w:r>
+        <w:rPr>
+          <w:rFonts w:ascii="Calibri" w:hAnsi="Calibri" w:cs="Arial"/>
+          <w:sz w:val="24"/>
+          <w:szCs w:val="24"/>
+        </w:rPr>
+        <w:t xml:space="preserve">3.4. Attach a durable batch label (batch number, order, colour) to the fabric end and sew the rope ends together with a strong, colour-fast thread to form an endless rope.</w:t>
+      </w:r>
+    </w:p>
+    <w:p>
+      <w:pPr>
+        <w:pStyle w:val="ListeParagraf"/>
+        <w:spacing w:after="80"/>
+        <w:ind w:left="709" w:right="0"/>
+        <w:jc w:val="both"/>
+      </w:pPr>
+    </w:p>
+    <w:p>
+      <w:pPr>
+        <w:pStyle w:val="ListeParagraf"/>
+        <w:spacing w:before="120" w:after="60"/>
+        <w:ind w:left="709" w:right="0"/>
+      </w:pPr>
+      <w:r>
+        <w:rPr>
+          <w:rFonts w:ascii="Calibri" w:hAnsi="Calibri" w:cs="Arial"/>
+          <w:b/>
+          <w:bCs/>
+          <w:sz w:val="24"/>
+          <w:szCs w:val="24"/>
+        </w:rPr>
+        <w:t xml:space="preserve">4. LOADING</w:t>
+      </w:r>
+    </w:p>
+    <w:p>
+      <w:pPr>
+        <w:pStyle w:val="ListeParagraf"/>
+        <w:spacing w:after="80"/>
+        <w:ind w:left="709" w:right="0"/>
+        <w:jc w:val="both"/>
+      </w:pPr>
+      <w:r>
+        <w:rPr>
+          <w:rFonts w:ascii="Calibri" w:hAnsi="Calibri" w:cs="Arial"/>
+          <w:sz w:val="24"/>
+          <w:szCs w:val="24"/>
+        </w:rPr>
+        <w:t xml:space="preserve">4.1. Check that the machine is clean, drained and free of fabric pieces or residue from the previous batch, especially after dark shades.</w:t>
+      </w:r>
+    </w:p>
+    <w:p>
+      <w:pPr>
+        <w:pStyle w:val="ListeParagraf"/>
+        <w:spacing w:after="80"/>
+        <w:ind w:left="709" w:right="0"/>
+        <w:jc w:val="both"/>
+      </w:pPr>
+      <w:r>
+        <w:rPr>
+          <w:rFonts w:ascii="Calibri" w:hAnsi="Calibri" w:cs="Arial"/>
+          <w:sz w:val="24"/>
+          <w:szCs w:val="24"/>
+        </w:rPr>
+        <w:t xml:space="preserve">4.2. Fill the machine to the loading level, run the reel at loading speed and feed the fabric evenly into each tube without twisting.</w:t>
+      </w:r>
+    </w:p>
+    <w:p>
+      <w:pPr>
+        <w:pStyle w:val="ListeParagraf"/>
+        <w:spacing w:after="80"/>
+        <w:ind w:left="709" w:right="0"/>
+        <w:jc w:val="both"/>
+      </w:pPr>
+      <w:r>
+        <w:rPr>
+          <w:rFonts w:ascii="Calibri" w:hAnsi="Calibri" w:cs="Arial"/>
+          <w:sz w:val="24"/>
+          <w:szCs w:val="24"/>
+        </w:rPr>
+        <w:t xml:space="preserve">4.3. Sew the two ends of each rope together, check that the rope runs freely and at the same speed in all tubes, and close the machine door safely.</w:t>
+      </w:r>
+    </w:p>
+    <w:p>
+      <w:pPr>
+        <w:pStyle w:val="ListeParagraf"/>
+        <w:spacing w:after="80"/>
+        <w:ind w:left="709" w:right="0"/>
+        <w:jc w:val="both"/>
+      </w:pPr>
+      <w:r>
+        <w:rPr>
+          <w:rFonts w:ascii="Calibri" w:hAnsi="Calibri" w:cs="Arial"/>
+          <w:sz w:val="24"/>
+          <w:szCs w:val="24"/>
+        </w:rPr>
+        <w:t xml:space="preserve">4.4. Enter the batch number, weight and liquor ratio into the machine controller and check the program number against the recipe before starting.</w:t>
+      </w:r>
+    </w:p>
+    <w:p>
+      <w:pPr>
+        <w:pStyle w:val="ListeParagraf"/>
+        <w:spacing w:after="80"/>
+        <w:ind w:left="709" w:right="0"/>
+        <w:jc w:val="both"/>
+      </w:pPr>
+      <w:r>
+        <w:rPr>
+          <w:rFonts w:ascii="Calibri" w:hAnsi="Calibri" w:cs="Arial"/>
+          <w:sz w:val="24"/>
+          <w:szCs w:val="24"/>
+        </w:rPr>
+        <w:t xml:space="preserve">4.5. Record machine, program, operator and start time on the batch card.</w:t>
+      </w:r>
+    </w:p>
+    <w:p>
+      <w:pPr>
+        <w:pStyle w:val="ListeParagraf"/>
+        <w:spacing w:after="80"/>
+        <w:ind w:left="709" w:right="0"/>
+        <w:jc w:val="both"/>
+      </w:pPr>
+    </w:p>
+    <w:p>
+      <w:pPr>
+        <w:pStyle w:val="ListeParagraf"/>
+        <w:spacing w:before="120" w:after="60"/>
+        <w:ind w:left="709" w:right="0"/>
+      </w:pPr>
+      <w:r>
+        <w:rPr>
+          <w:rFonts w:ascii="Calibri" w:hAnsi="Calibri" w:cs="Arial"/>
+          <w:b/>
+          <w:bCs/>
+          <w:sz w:val="24"/>
+          <w:szCs w:val="24"/>
+        </w:rPr>
+        <w:t xml:space="preserve">5. SAFETY RULES / PROHIBITIONS</w:t>
       </w:r>
     </w:p>
     <w:p>
@@ -512,7 +964,7 @@
           <w:sz w:val="24"/>
           <w:szCs w:val="24"/>
         </w:rPr>
-        <w:t xml:space="preserve">Do not exceed the maximum load of the machine and do not lift heavy rolls alone; use trolleys or lifting aids.</w:t>
+        <w:t xml:space="preserve">Do not exceed the maximum load of the machine and do not lift heavy rolls alone; use trolleys or lifting aids (EMS.İS.TL.18.05).</w:t>
       </w:r>
     </w:p>
     <w:p>
@@ -556,31 +1008,6 @@
     <w:p>
       <w:pPr>
         <w:pStyle w:val="ListeParagraf"/>
-        <w:spacing w:after="80"/>
-        <w:ind w:left="709" w:right="0"/>
-        <w:jc w:val="both"/>
-      </w:pPr>
-    </w:p>
-    <w:p>
-      <w:pPr>
-        <w:pStyle w:val="ListeParagraf"/>
-        <w:spacing w:before="120" w:after="60"/>
-        <w:ind w:left="709" w:right="0"/>
-      </w:pPr>
-      <w:r>
-        <w:rPr>
-          <w:rFonts w:ascii="Calibri" w:hAnsi="Calibri" w:cs="Arial"/>
-          <w:b/>
-          <w:bCs/>
-          <w:sz w:val="24"/>
-          <w:szCs w:val="24"/>
-        </w:rPr>
-        <w:t xml:space="preserve">5. RELATED DOCUMENTS AND RECORDS</w:t>
-      </w:r>
-    </w:p>
-    <w:p>
-      <w:pPr>
-        <w:pStyle w:val="ListeParagraf"/>
         <w:numPr>
           <w:ilvl w:val="0"/>
           <w:numId w:val="1"/>
@@ -594,7 +1021,105 @@
           <w:sz w:val="24"/>
           <w:szCs w:val="24"/>
         </w:rPr>
-        <w:t xml:space="preserve">EMS.BY.TL.06.01. Dyeing Machine Operation Instruction</w:t>
+        <w:t xml:space="preserve">Do not start a batch without a batch card or with a doubtful roll identity.</w:t>
+      </w:r>
+    </w:p>
+    <w:p>
+      <w:pPr>
+        <w:pStyle w:val="ListeParagraf"/>
+        <w:spacing w:after="80"/>
+        <w:ind w:left="709" w:right="0"/>
+        <w:jc w:val="both"/>
+      </w:pPr>
+    </w:p>
+    <w:p>
+      <w:pPr>
+        <w:pStyle w:val="ListeParagraf"/>
+        <w:spacing w:before="120" w:after="60"/>
+        <w:ind w:left="709" w:right="0"/>
+      </w:pPr>
+      <w:r>
+        <w:rPr>
+          <w:rFonts w:ascii="Calibri" w:hAnsi="Calibri" w:cs="Arial"/>
+          <w:b/>
+          <w:bCs/>
+          <w:sz w:val="24"/>
+          <w:szCs w:val="24"/>
+        </w:rPr>
+        <w:t xml:space="preserve">6. NONCONFORMITY AND CORRECTIVE ACTION</w:t>
+      </w:r>
+    </w:p>
+    <w:p>
+      <w:pPr>
+        <w:pStyle w:val="ListeParagraf"/>
+        <w:spacing w:after="80"/>
+        <w:ind w:left="709" w:right="0"/>
+        <w:jc w:val="both"/>
+      </w:pPr>
+      <w:r>
+        <w:rPr>
+          <w:rFonts w:ascii="Calibri" w:hAnsi="Calibri" w:cs="Arial"/>
+          <w:sz w:val="24"/>
+          <w:szCs w:val="24"/>
+        </w:rPr>
+        <w:t xml:space="preserve">6.1. If a roll count, weight or identity does not match, or a mixed lot is found, stop batching, inform the Dyehouse Shift Supervisor and keep the rolls in quarantine.</w:t>
+      </w:r>
+    </w:p>
+    <w:p>
+      <w:pPr>
+        <w:pStyle w:val="ListeParagraf"/>
+        <w:spacing w:after="80"/>
+        <w:ind w:left="709" w:right="0"/>
+        <w:jc w:val="both"/>
+      </w:pPr>
+      <w:r>
+        <w:rPr>
+          <w:rFonts w:ascii="Calibri" w:hAnsi="Calibri" w:cs="Arial"/>
+          <w:sz w:val="24"/>
+          <w:szCs w:val="24"/>
+        </w:rPr>
+        <w:t xml:space="preserve">6.2. Nonconforming greige fabric is handled as nonconforming product according to EMS.KS.PRO.22.02; the decision (use, return to supplier or knitting, rework) is taken by the Dyehouse Manager and Quality Assurance.</w:t>
+      </w:r>
+    </w:p>
+    <w:p>
+      <w:pPr>
+        <w:pStyle w:val="ListeParagraf"/>
+        <w:spacing w:after="80"/>
+        <w:ind w:left="709" w:right="0"/>
+        <w:jc w:val="both"/>
+      </w:pPr>
+      <w:r>
+        <w:rPr>
+          <w:rFonts w:ascii="Calibri" w:hAnsi="Calibri" w:cs="Arial"/>
+          <w:sz w:val="24"/>
+          <w:szCs w:val="24"/>
+        </w:rPr>
+        <w:t xml:space="preserve">6.3. A repeated problem (creases, unlevelness, tangling, mixed lots, weight deviation) is recorded and a corrective and preventive action (DOP/CAPA) is opened according to EMS.KS.PRO.22.03.</w:t>
+      </w:r>
+    </w:p>
+    <w:p>
+      <w:pPr>
+        <w:pStyle w:val="ListeParagraf"/>
+        <w:spacing w:after="80"/>
+        <w:ind w:left="709" w:right="0"/>
+        <w:jc w:val="both"/>
+      </w:pPr>
+    </w:p>
+    <w:p>
+      <w:pPr>
+        <w:pStyle w:val="ListeParagraf"/>
+        <w:spacing w:before="120" w:after="60"/>
+        <w:ind w:left="709" w:right="0"/>
+      </w:pPr>
+      <w:r>
+        <w:rPr>
+          <w:rFonts w:ascii="Calibri" w:hAnsi="Calibri" w:cs="Arial"/>
+          <w:b/>
+          <w:bCs/>
+          <w:sz w:val="24"/>
+          <w:szCs w:val="24"/>
+        </w:rPr>
+        <w:t xml:space="preserve">7. RELATED DOCUMENTS AND RECORDS</w:t>
       </w:r>
     </w:p>
     <w:p>
@@ -613,7 +1138,7 @@
           <w:sz w:val="24"/>
           <w:szCs w:val="24"/>
         </w:rPr>
-        <w:t xml:space="preserve">EMS.ÜR.TL.05.08. Greige Fabric Inspection Instruction</w:t>
+        <w:t xml:space="preserve">TLM-BOY-01 Greige Fabric Receiving and Batching Instruction and PRS-BOY-01 Dyehouse Input Control Procedure (QMS)</w:t>
       </w:r>
     </w:p>
     <w:p>
@@ -632,7 +1157,7 @@
           <w:sz w:val="24"/>
           <w:szCs w:val="24"/>
         </w:rPr>
-        <w:t xml:space="preserve">EMS.GR.TL.14.01. Recycled Material Identification and Segregation Instruction</w:t>
+        <w:t xml:space="preserve">EMS.BY.PRO.06.04. Dyehouse Input Control and Batch Quality Control Procedure</w:t>
       </w:r>
     </w:p>
     <w:p>
@@ -651,603 +1176,7 @@
           <w:sz w:val="24"/>
           <w:szCs w:val="24"/>
         </w:rPr>
-        <w:t xml:space="preserve">Dyeing Plan, Batch Cards and Machine Loading Records</w:t>
-      </w:r>
-    </w:p>
-    <w:p>
-      <w:pPr>
-        <w:pStyle w:val="ListeParagraf"/>
-        <w:spacing w:after="80"/>
-        <w:ind w:left="709" w:right="0"/>
-        <w:jc w:val="both"/>
-      </w:pPr>
-    </w:p>
-    <w:p>
-      <w:pPr>
-        <w:pStyle w:val="ListeParagraf"/>
-        <w:spacing w:before="120" w:after="60"/>
-        <w:ind w:left="709" w:right="0"/>
-      </w:pPr>
-      <w:r>
-        <w:rPr>
-          <w:rFonts w:ascii="Calibri" w:hAnsi="Calibri" w:cs="Arial"/>
-          <w:b/>
-          <w:bCs/>
-          <w:sz w:val="24"/>
-          <w:szCs w:val="24"/>
-        </w:rPr>
-        <w:t xml:space="preserve">6. FEEDBACK AND MONITORING</w:t>
-      </w:r>
-    </w:p>
-    <w:p>
-      <w:pPr>
-        <w:pStyle w:val="ListeParagraf"/>
-        <w:spacing w:after="80"/>
-        <w:ind w:left="709" w:right="0"/>
-        <w:jc w:val="both"/>
-      </w:pPr>
-      <w:r>
-        <w:rPr>
-          <w:rFonts w:ascii="Calibri" w:hAnsi="Calibri" w:cs="Arial"/>
-          <w:sz w:val="24"/>
-          <w:szCs w:val="24"/>
-        </w:rPr>
-        <w:t xml:space="preserve">The Dyehouse Shift Supervisor checks batch cards every shift. The Dyehouse Manager monitors loading-related defects (creases, unlevelness, tangling, mixed lots) and the deviation between planned and actual batch weights every month. This instruction is reviewed every year.</w:t>
-      </w:r>
-    </w:p>
-    <w:p>
-      <w:pPr>
-        <w:pStyle w:val="ListeParagraf"/>
-        <w:pageBreakBefore/>
-        <w:bidi/>
-        <w:spacing w:before="120" w:after="60"/>
-        <w:ind w:left="0" w:right="709"/>
-      </w:pPr>
-      <w:r>
-        <w:rPr>
-          <w:rFonts w:ascii="Calibri" w:hAnsi="Calibri" w:cs="Arial"/>
-          <w:b/>
-          <w:bCs/>
-          <w:rtl/>
-          <w:sz w:val="24"/>
-          <w:szCs w:val="24"/>
-        </w:rPr>
-        <w:t xml:space="preserve">الغرض</w:t>
-      </w:r>
-    </w:p>
-    <w:p>
-      <w:pPr>
-        <w:pStyle w:val="ListeParagraf"/>
-        <w:bidi/>
-        <w:spacing w:after="80"/>
-        <w:ind w:left="0" w:right="709"/>
-        <w:jc w:val="both"/>
-      </w:pPr>
-      <w:r>
-        <w:rPr>
-          <w:rFonts w:ascii="Calibri" w:hAnsi="Calibri" w:cs="Arial"/>
-          <w:rtl/>
-          <w:sz w:val="24"/>
-          <w:szCs w:val="24"/>
-        </w:rPr>
-        <w:t xml:space="preserve">تصف تعليمات العمل هذه كيفية تحضير دفعات القماش الخام وتعريفها وتحميلها في آلات الصباغة في شركة إيروغلو للتريكو (EMS)، بحيث يُصبغ القماش الصحيح بالكمية ونسبة الحمام الصحيحتين، وتُمنع الصباغة غير المنتظمة والتجاعيد وتلف القماش، مع الحفاظ على إمكانية التتبع الكاملة.</w:t>
-      </w:r>
-    </w:p>
-    <w:p>
-      <w:pPr>
-        <w:pStyle w:val="ListeParagraf"/>
-        <w:bidi/>
-        <w:spacing w:after="80"/>
-        <w:ind w:left="0" w:right="709"/>
-        <w:jc w:val="both"/>
-      </w:pPr>
-    </w:p>
-    <w:p>
-      <w:pPr>
-        <w:pStyle w:val="ListeParagraf"/>
-        <w:bidi/>
-        <w:spacing w:before="120" w:after="60"/>
-        <w:ind w:left="0" w:right="709"/>
-      </w:pPr>
-      <w:r>
-        <w:rPr>
-          <w:rFonts w:ascii="Calibri" w:hAnsi="Calibri" w:cs="Arial"/>
-          <w:b/>
-          <w:bCs/>
-          <w:rtl/>
-          <w:sz w:val="24"/>
-          <w:szCs w:val="24"/>
-        </w:rPr>
-        <w:t xml:space="preserve">النطاق</w:t>
-      </w:r>
-    </w:p>
-    <w:p>
-      <w:pPr>
-        <w:pStyle w:val="ListeParagraf"/>
-        <w:bidi/>
-        <w:spacing w:after="80"/>
-        <w:ind w:left="0" w:right="709"/>
-        <w:jc w:val="both"/>
-      </w:pPr>
-      <w:r>
-        <w:rPr>
-          <w:rFonts w:ascii="Calibri" w:hAnsi="Calibri" w:cs="Arial"/>
-          <w:rtl/>
-          <w:sz w:val="24"/>
-          <w:szCs w:val="24"/>
-        </w:rPr>
-        <w:t xml:space="preserve">تنطبق هذه التعليمات على موظفي تحضير الدفعات ومشغلي آلات الصباغة ومشرفي الورديات، وتشمل القماش الخام المصروف من المخزن إلى المصبغة والمحمّل في آلات الصباغة النفاثة (Jet) والفيضية (Overflow) وغيرها.</w:t>
-      </w:r>
-    </w:p>
-    <w:p>
-      <w:pPr>
-        <w:pStyle w:val="ListeParagraf"/>
-        <w:bidi/>
-        <w:spacing w:after="80"/>
-        <w:ind w:left="0" w:right="709"/>
-        <w:jc w:val="both"/>
-      </w:pPr>
-    </w:p>
-    <w:p>
-      <w:pPr>
-        <w:pStyle w:val="ListeParagraf"/>
-        <w:bidi/>
-        <w:spacing w:before="120" w:after="60"/>
-        <w:ind w:left="0" w:right="709"/>
-      </w:pPr>
-      <w:r>
-        <w:rPr>
-          <w:rFonts w:ascii="Calibri" w:hAnsi="Calibri" w:cs="Arial"/>
-          <w:b/>
-          <w:bCs/>
-          <w:rtl/>
-          <w:sz w:val="24"/>
-          <w:szCs w:val="24"/>
-        </w:rPr>
-        <w:t xml:space="preserve">المسؤوليات</w:t>
-      </w:r>
-    </w:p>
-    <w:p>
-      <w:pPr>
-        <w:pStyle w:val="ListeParagraf"/>
-        <w:bidi/>
-        <w:spacing w:after="80"/>
-        <w:ind w:left="0" w:right="709"/>
-        <w:jc w:val="both"/>
-      </w:pPr>
-      <w:r>
-        <w:rPr>
-          <w:rFonts w:ascii="Calibri" w:hAnsi="Calibri" w:cs="Arial"/>
-          <w:rtl/>
-          <w:sz w:val="24"/>
-          <w:szCs w:val="24"/>
-        </w:rPr>
-        <w:t xml:space="preserve">• </w:t>
-      </w:r>
-      <w:r>
-        <w:rPr>
-          <w:rFonts w:ascii="Calibri" w:hAnsi="Calibri" w:cs="Arial"/>
-          <w:b/>
-          <w:bCs/>
-          <w:rtl/>
-          <w:sz w:val="24"/>
-          <w:szCs w:val="24"/>
-        </w:rPr>
-        <w:t xml:space="preserve">مشرف وردية المصبغة:</w:t>
-      </w:r>
-      <w:r>
-        <w:rPr>
-          <w:rFonts w:ascii="Calibri" w:hAnsi="Calibri" w:cs="Arial"/>
-          <w:rtl/>
-          <w:sz w:val="24"/>
-          <w:szCs w:val="24"/>
-        </w:rPr>
-        <w:t xml:space="preserve"> يخصص الدفعات للآلات وفقًا لخطة الصباغة، ويتحقق من تحضير الدفعات وتحميلها.</w:t>
-      </w:r>
-    </w:p>
-    <w:p>
-      <w:pPr>
-        <w:pStyle w:val="ListeParagraf"/>
-        <w:bidi/>
-        <w:spacing w:after="80"/>
-        <w:ind w:left="0" w:right="709"/>
-        <w:jc w:val="both"/>
-      </w:pPr>
-      <w:r>
-        <w:rPr>
-          <w:rFonts w:ascii="Calibri" w:hAnsi="Calibri" w:cs="Arial"/>
-          <w:rtl/>
-          <w:sz w:val="24"/>
-          <w:szCs w:val="24"/>
-        </w:rPr>
-        <w:t xml:space="preserve">• </w:t>
-      </w:r>
-      <w:r>
-        <w:rPr>
-          <w:rFonts w:ascii="Calibri" w:hAnsi="Calibri" w:cs="Arial"/>
-          <w:b/>
-          <w:bCs/>
-          <w:rtl/>
-          <w:sz w:val="24"/>
-          <w:szCs w:val="24"/>
-        </w:rPr>
-        <w:t xml:space="preserve">موظفو تحضير الدفعات:</w:t>
-      </w:r>
-      <w:r>
-        <w:rPr>
-          <w:rFonts w:ascii="Calibri" w:hAnsi="Calibri" w:cs="Arial"/>
-          <w:rtl/>
-          <w:sz w:val="24"/>
-          <w:szCs w:val="24"/>
-        </w:rPr>
-        <w:t xml:space="preserve"> يحضّرون الدفعة وفقًا لبطاقة الدفعة، ويزنون القماش ويعرّفونه، ويخيطون أطراف الحبل.</w:t>
-      </w:r>
-    </w:p>
-    <w:p>
-      <w:pPr>
-        <w:pStyle w:val="ListeParagraf"/>
-        <w:bidi/>
-        <w:spacing w:after="80"/>
-        <w:ind w:left="0" w:right="709"/>
-        <w:jc w:val="both"/>
-      </w:pPr>
-      <w:r>
-        <w:rPr>
-          <w:rFonts w:ascii="Calibri" w:hAnsi="Calibri" w:cs="Arial"/>
-          <w:rtl/>
-          <w:sz w:val="24"/>
-          <w:szCs w:val="24"/>
-        </w:rPr>
-        <w:t xml:space="preserve">• </w:t>
-      </w:r>
-      <w:r>
-        <w:rPr>
-          <w:rFonts w:ascii="Calibri" w:hAnsi="Calibri" w:cs="Arial"/>
-          <w:b/>
-          <w:bCs/>
-          <w:rtl/>
-          <w:sz w:val="24"/>
-          <w:szCs w:val="24"/>
-        </w:rPr>
-        <w:t xml:space="preserve">مشغل آلة الصباغة:</w:t>
-      </w:r>
-      <w:r>
-        <w:rPr>
-          <w:rFonts w:ascii="Calibri" w:hAnsi="Calibri" w:cs="Arial"/>
-          <w:rtl/>
-          <w:sz w:val="24"/>
-          <w:szCs w:val="24"/>
-        </w:rPr>
-        <w:t xml:space="preserve"> يحمّل القماش في الآلة بشكل صحيح، ويؤكد بيانات الدفعة قبل بدء البرنامج.</w:t>
-      </w:r>
-    </w:p>
-    <w:p>
-      <w:pPr>
-        <w:pStyle w:val="ListeParagraf"/>
-        <w:bidi/>
-        <w:spacing w:after="80"/>
-        <w:ind w:left="0" w:right="709"/>
-        <w:jc w:val="both"/>
-      </w:pPr>
-    </w:p>
-    <w:p>
-      <w:pPr>
-        <w:pStyle w:val="ListeParagraf"/>
-        <w:bidi/>
-        <w:spacing w:before="120" w:after="60"/>
-        <w:ind w:left="0" w:right="709"/>
-      </w:pPr>
-      <w:r>
-        <w:rPr>
-          <w:rFonts w:ascii="Calibri" w:hAnsi="Calibri" w:cs="Arial"/>
-          <w:b/>
-          <w:bCs/>
-          <w:rtl/>
-          <w:sz w:val="24"/>
-          <w:szCs w:val="24"/>
-        </w:rPr>
-        <w:t xml:space="preserve">التعليمات</w:t>
-      </w:r>
-    </w:p>
-    <w:p>
-      <w:pPr>
-        <w:pStyle w:val="ListeParagraf"/>
-        <w:bidi/>
-        <w:spacing w:before="120" w:after="60"/>
-        <w:ind w:left="0" w:right="709"/>
-      </w:pPr>
-      <w:r>
-        <w:rPr>
-          <w:rFonts w:ascii="Calibri" w:hAnsi="Calibri" w:cs="Arial"/>
-          <w:b/>
-          <w:bCs/>
-          <w:rtl/>
-          <w:sz w:val="24"/>
-          <w:szCs w:val="24"/>
-        </w:rPr>
-        <w:t xml:space="preserve">1. قبل البدء</w:t>
-      </w:r>
-    </w:p>
-    <w:p>
-      <w:pPr>
-        <w:pStyle w:val="ListeParagraf"/>
-        <w:bidi/>
-        <w:spacing w:after="80"/>
-        <w:ind w:left="0" w:right="709"/>
-        <w:jc w:val="both"/>
-      </w:pPr>
-      <w:r>
-        <w:rPr>
-          <w:rFonts w:ascii="Calibri" w:hAnsi="Calibri" w:cs="Arial"/>
-          <w:rtl/>
-          <w:sz w:val="24"/>
-          <w:szCs w:val="24"/>
-        </w:rPr>
-        <w:t xml:space="preserve">1.1. خذ بطاقة الدفعة من خطة الصباغة، وتحقق من رقم الطلبية واللون ونوع القماش والتركيب وأرقام اللوطات ووزن الدفعة المخطط.</w:t>
-      </w:r>
-    </w:p>
-    <w:p>
-      <w:pPr>
-        <w:pStyle w:val="ListeParagraf"/>
-        <w:bidi/>
-        <w:spacing w:after="80"/>
-        <w:ind w:left="0" w:right="709"/>
-        <w:jc w:val="both"/>
-      </w:pPr>
-      <w:r>
-        <w:rPr>
-          <w:rFonts w:ascii="Calibri" w:hAnsi="Calibri" w:cs="Arial"/>
-          <w:rtl/>
-          <w:sz w:val="24"/>
-          <w:szCs w:val="24"/>
-        </w:rPr>
-        <w:t xml:space="preserve">1.2. تحقق من أن القماش المصروف من المخزن قد اجتاز فحص القماش الخام ويطابق بطاقة الدفعة؛ ولا تخلط لوطات غزل أو لوطات آلات تريكو أو تراكيب مختلفة في دفعة واحدة إلا بموافقة مدير المصبغة.</w:t>
-      </w:r>
-    </w:p>
-    <w:p>
-      <w:pPr>
-        <w:pStyle w:val="ListeParagraf"/>
-        <w:bidi/>
-        <w:spacing w:after="80"/>
-        <w:ind w:left="0" w:right="709"/>
-        <w:jc w:val="both"/>
-      </w:pPr>
-      <w:r>
-        <w:rPr>
-          <w:rFonts w:ascii="Calibri" w:hAnsi="Calibri" w:cs="Arial"/>
-          <w:rtl/>
-          <w:sz w:val="24"/>
-          <w:szCs w:val="24"/>
-        </w:rPr>
-        <w:t xml:space="preserve">1.3. بالنسبة لطلبيات GRS/RCS أو OCS، تحقق من أن القماش يحمل تعريف المادة المعتمدة، وأبقه منفصلًا عن القماش التقليدي.</w:t>
-      </w:r>
-    </w:p>
-    <w:p>
-      <w:pPr>
-        <w:pStyle w:val="ListeParagraf"/>
-        <w:bidi/>
-        <w:spacing w:after="80"/>
-        <w:ind w:left="0" w:right="709"/>
-        <w:jc w:val="both"/>
-      </w:pPr>
-    </w:p>
-    <w:p>
-      <w:pPr>
-        <w:pStyle w:val="ListeParagraf"/>
-        <w:bidi/>
-        <w:spacing w:before="120" w:after="60"/>
-        <w:ind w:left="0" w:right="709"/>
-      </w:pPr>
-      <w:r>
-        <w:rPr>
-          <w:rFonts w:ascii="Calibri" w:hAnsi="Calibri" w:cs="Arial"/>
-          <w:b/>
-          <w:bCs/>
-          <w:rtl/>
-          <w:sz w:val="24"/>
-          <w:szCs w:val="24"/>
-        </w:rPr>
-        <w:t xml:space="preserve">2. تحضير الدفعة</w:t>
-      </w:r>
-    </w:p>
-    <w:p>
-      <w:pPr>
-        <w:pStyle w:val="ListeParagraf"/>
-        <w:bidi/>
-        <w:spacing w:after="80"/>
-        <w:ind w:left="0" w:right="709"/>
-        <w:jc w:val="both"/>
-      </w:pPr>
-      <w:r>
-        <w:rPr>
-          <w:rFonts w:ascii="Calibri" w:hAnsi="Calibri" w:cs="Arial"/>
-          <w:rtl/>
-          <w:sz w:val="24"/>
-          <w:szCs w:val="24"/>
-        </w:rPr>
-        <w:t xml:space="preserve">2.1. زِن كل لفة، وسجّل الأوزان في بطاقة الدفعة، وتأكد من أن الوزن الإجمالي ضمن طاقة الآلة والتفاوت المسموح به للوزن المخطط.</w:t>
-      </w:r>
-    </w:p>
-    <w:p>
-      <w:pPr>
-        <w:pStyle w:val="ListeParagraf"/>
-        <w:bidi/>
-        <w:spacing w:after="80"/>
-        <w:ind w:left="0" w:right="709"/>
-        <w:jc w:val="both"/>
-      </w:pPr>
-      <w:r>
-        <w:rPr>
-          <w:rFonts w:ascii="Calibri" w:hAnsi="Calibri" w:cs="Arial"/>
-          <w:rtl/>
-          <w:sz w:val="24"/>
-          <w:szCs w:val="24"/>
-        </w:rPr>
-        <w:t xml:space="preserve">2.2. قسّم الدفعة بالتساوي بين أنابيب (حجرات) الآلة بحيث يكون لكل حبل الطول والوزن نفسهما.</w:t>
-      </w:r>
-    </w:p>
-    <w:p>
-      <w:pPr>
-        <w:pStyle w:val="ListeParagraf"/>
-        <w:bidi/>
-        <w:spacing w:after="80"/>
-        <w:ind w:left="0" w:right="709"/>
-        <w:jc w:val="both"/>
-      </w:pPr>
-      <w:r>
-        <w:rPr>
-          <w:rFonts w:ascii="Calibri" w:hAnsi="Calibri" w:cs="Arial"/>
-          <w:rtl/>
-          <w:sz w:val="24"/>
-          <w:szCs w:val="24"/>
-        </w:rPr>
-        <w:t xml:space="preserve">2.3. افتح القماش الأنبوبي عند الحاجة، وافحص وجود الثقوب وبقع الزيت والعقد، واقلب القماش بحيث يكون الوجه للداخل إذا كان ذلك محددًا في الوصفة.</w:t>
-      </w:r>
-    </w:p>
-    <w:p>
-      <w:pPr>
-        <w:pStyle w:val="ListeParagraf"/>
-        <w:bidi/>
-        <w:spacing w:after="80"/>
-        <w:ind w:left="0" w:right="709"/>
-        <w:jc w:val="both"/>
-      </w:pPr>
-      <w:r>
-        <w:rPr>
-          <w:rFonts w:ascii="Calibri" w:hAnsi="Calibri" w:cs="Arial"/>
-          <w:rtl/>
-          <w:sz w:val="24"/>
-          <w:szCs w:val="24"/>
-        </w:rPr>
-        <w:t xml:space="preserve">2.4. ثبّت بطاقة دفعة متينة (رقم الدفعة، الطلبية، اللون) على طرف القماش، وخِط أطراف الحبل معًا بخيط قوي ثابت اللون لتكوين حبل مغلق.</w:t>
-      </w:r>
-    </w:p>
-    <w:p>
-      <w:pPr>
-        <w:pStyle w:val="ListeParagraf"/>
-        <w:bidi/>
-        <w:spacing w:after="80"/>
-        <w:ind w:left="0" w:right="709"/>
-        <w:jc w:val="both"/>
-      </w:pPr>
-    </w:p>
-    <w:p>
-      <w:pPr>
-        <w:pStyle w:val="ListeParagraf"/>
-        <w:bidi/>
-        <w:spacing w:before="120" w:after="60"/>
-        <w:ind w:left="0" w:right="709"/>
-      </w:pPr>
-      <w:r>
-        <w:rPr>
-          <w:rFonts w:ascii="Calibri" w:hAnsi="Calibri" w:cs="Arial"/>
-          <w:b/>
-          <w:bCs/>
-          <w:rtl/>
-          <w:sz w:val="24"/>
-          <w:szCs w:val="24"/>
-        </w:rPr>
-        <w:t xml:space="preserve">3. التحميل</w:t>
-      </w:r>
-    </w:p>
-    <w:p>
-      <w:pPr>
-        <w:pStyle w:val="ListeParagraf"/>
-        <w:bidi/>
-        <w:spacing w:after="80"/>
-        <w:ind w:left="0" w:right="709"/>
-        <w:jc w:val="both"/>
-      </w:pPr>
-      <w:r>
-        <w:rPr>
-          <w:rFonts w:ascii="Calibri" w:hAnsi="Calibri" w:cs="Arial"/>
-          <w:rtl/>
-          <w:sz w:val="24"/>
-          <w:szCs w:val="24"/>
-        </w:rPr>
-        <w:t xml:space="preserve">3.1. تحقق من أن الآلة نظيفة ومُفرغة وخالية من قطع القماش أو بقايا الدفعة السابقة، خاصة بعد الألوان الداكنة.</w:t>
-      </w:r>
-    </w:p>
-    <w:p>
-      <w:pPr>
-        <w:pStyle w:val="ListeParagraf"/>
-        <w:bidi/>
-        <w:spacing w:after="80"/>
-        <w:ind w:left="0" w:right="709"/>
-        <w:jc w:val="both"/>
-      </w:pPr>
-      <w:r>
-        <w:rPr>
-          <w:rFonts w:ascii="Calibri" w:hAnsi="Calibri" w:cs="Arial"/>
-          <w:rtl/>
-          <w:sz w:val="24"/>
-          <w:szCs w:val="24"/>
-        </w:rPr>
-        <w:t xml:space="preserve">3.2. املأ الآلة حتى مستوى التحميل، وشغّل البكرة بسرعة التحميل، وأدخل القماش بالتساوي في كل أنبوب دون التواء.</w:t>
-      </w:r>
-    </w:p>
-    <w:p>
-      <w:pPr>
-        <w:pStyle w:val="ListeParagraf"/>
-        <w:bidi/>
-        <w:spacing w:after="80"/>
-        <w:ind w:left="0" w:right="709"/>
-        <w:jc w:val="both"/>
-      </w:pPr>
-      <w:r>
-        <w:rPr>
-          <w:rFonts w:ascii="Calibri" w:hAnsi="Calibri" w:cs="Arial"/>
-          <w:rtl/>
-          <w:sz w:val="24"/>
-          <w:szCs w:val="24"/>
-        </w:rPr>
-        <w:t xml:space="preserve">3.3. خِط طرفي كل حبل معًا، وتحقق من أن الحبل يجري بحرية وبالسرعة نفسها في جميع الأنابيب، وأغلق باب الآلة بأمان.</w:t>
-      </w:r>
-    </w:p>
-    <w:p>
-      <w:pPr>
-        <w:pStyle w:val="ListeParagraf"/>
-        <w:bidi/>
-        <w:spacing w:after="80"/>
-        <w:ind w:left="0" w:right="709"/>
-        <w:jc w:val="both"/>
-      </w:pPr>
-      <w:r>
-        <w:rPr>
-          <w:rFonts w:ascii="Calibri" w:hAnsi="Calibri" w:cs="Arial"/>
-          <w:rtl/>
-          <w:sz w:val="24"/>
-          <w:szCs w:val="24"/>
-        </w:rPr>
-        <w:t xml:space="preserve">3.4. أدخل رقم الدفعة والوزن ونسبة الحمام في وحدة التحكم بالآلة، وتحقق من رقم البرنامج مقارنة بالوصفة قبل البدء.</w:t>
-      </w:r>
-    </w:p>
-    <w:p>
-      <w:pPr>
-        <w:pStyle w:val="ListeParagraf"/>
-        <w:bidi/>
-        <w:spacing w:after="80"/>
-        <w:ind w:left="0" w:right="709"/>
-        <w:jc w:val="both"/>
-      </w:pPr>
-    </w:p>
-    <w:p>
-      <w:pPr>
-        <w:pStyle w:val="ListeParagraf"/>
-        <w:bidi/>
-        <w:spacing w:before="120" w:after="60"/>
-        <w:ind w:left="0" w:right="709"/>
-      </w:pPr>
-      <w:r>
-        <w:rPr>
-          <w:rFonts w:ascii="Calibri" w:hAnsi="Calibri" w:cs="Arial"/>
-          <w:b/>
-          <w:bCs/>
-          <w:rtl/>
-          <w:sz w:val="24"/>
-          <w:szCs w:val="24"/>
-        </w:rPr>
-        <w:t xml:space="preserve">4. قواعد السلامة / المحظورات</w:t>
+        <w:t xml:space="preserve">EMS.BY.PRO.06.02. Dyeing and Finishing Process Control Procedure</w:t>
       </w:r>
     </w:p>
     <w:p>
@@ -1257,18 +1186,16 @@
           <w:ilvl w:val="0"/>
           <w:numId w:val="1"/>
         </w:numPr>
-        <w:bidi/>
         <w:spacing w:after="60"/>
         <w:jc w:val="both"/>
       </w:pPr>
       <w:r>
         <w:rPr>
           <w:rFonts w:ascii="Calibri" w:hAnsi="Calibri" w:cs="Arial"/>
-          <w:rtl/>
-          <w:sz w:val="24"/>
-          <w:szCs w:val="24"/>
-        </w:rPr>
-        <w:t xml:space="preserve">لا تتجاوز الحمولة القصوى للآلة، ولا ترفع اللفات الثقيلة بمفردك؛ واستخدم العربات أو وسائل الرفع المساعدة.</w:t>
+          <w:sz w:val="24"/>
+          <w:szCs w:val="24"/>
+        </w:rPr>
+        <w:t xml:space="preserve">EMS.BY.TL.06.01. Dyeing Machine Operation Instruction</w:t>
       </w:r>
     </w:p>
     <w:p>
@@ -1278,18 +1205,16 @@
           <w:ilvl w:val="0"/>
           <w:numId w:val="1"/>
         </w:numPr>
-        <w:bidi/>
         <w:spacing w:after="60"/>
         <w:jc w:val="both"/>
       </w:pPr>
       <w:r>
         <w:rPr>
           <w:rFonts w:ascii="Calibri" w:hAnsi="Calibri" w:cs="Arial"/>
-          <w:rtl/>
-          <w:sz w:val="24"/>
-          <w:szCs w:val="24"/>
-        </w:rPr>
-        <w:t xml:space="preserve">لا تقرّب يديك من البكرة أو الفوهة أثناء تشغيل الآلة، ولا تفتح باب الآلة وهي تحت الضغط أو فوق درجة الحرارة الآمنة.</w:t>
+          <w:sz w:val="24"/>
+          <w:szCs w:val="24"/>
+        </w:rPr>
+        <w:t xml:space="preserve">EMS.ÜR.TL.05.08. Greige Fabric Inspection Instruction</w:t>
       </w:r>
     </w:p>
     <w:p>
@@ -1299,46 +1224,16 @@
           <w:ilvl w:val="0"/>
           <w:numId w:val="1"/>
         </w:numPr>
-        <w:bidi/>
         <w:spacing w:after="60"/>
         <w:jc w:val="both"/>
       </w:pPr>
       <w:r>
         <w:rPr>
           <w:rFonts w:ascii="Calibri" w:hAnsi="Calibri" w:cs="Arial"/>
-          <w:rtl/>
-          <w:sz w:val="24"/>
-          <w:szCs w:val="24"/>
-        </w:rPr>
-        <w:t xml:space="preserve">لا تترك القماش على الأرض؛ واحتفظ بالدفعات على منصات نقالة أو عربات نظيفة مع بطاقاتها.</w:t>
-      </w:r>
-    </w:p>
-    <w:p>
-      <w:pPr>
-        <w:pStyle w:val="ListeParagraf"/>
-        <w:bidi/>
-        <w:spacing w:after="80"/>
-        <w:ind w:left="0" w:right="709"/>
-        <w:jc w:val="both"/>
-      </w:pPr>
-    </w:p>
-    <w:p>
-      <w:pPr>
-        <w:pStyle w:val="ListeParagraf"/>
-        <w:bidi/>
-        <w:spacing w:before="120" w:after="60"/>
-        <w:ind w:left="0" w:right="709"/>
-      </w:pPr>
-      <w:r>
-        <w:rPr>
-          <w:rFonts w:ascii="Calibri" w:hAnsi="Calibri" w:cs="Arial"/>
-          <w:b/>
-          <w:bCs/>
-          <w:rtl/>
-          <w:sz w:val="24"/>
-          <w:szCs w:val="24"/>
-        </w:rPr>
-        <w:t xml:space="preserve">5. الوثائق والسجلات ذات الصلة</w:t>
+          <w:sz w:val="24"/>
+          <w:szCs w:val="24"/>
+        </w:rPr>
+        <w:t xml:space="preserve">EMS.GR.TL.14.01. Recycled Material Identification and Segregation Instruction</w:t>
       </w:r>
     </w:p>
     <w:p>
@@ -1348,18 +1243,16 @@
           <w:ilvl w:val="0"/>
           <w:numId w:val="1"/>
         </w:numPr>
-        <w:bidi/>
         <w:spacing w:after="60"/>
         <w:jc w:val="both"/>
       </w:pPr>
       <w:r>
         <w:rPr>
           <w:rFonts w:ascii="Calibri" w:hAnsi="Calibri" w:cs="Arial"/>
-          <w:rtl/>
-          <w:sz w:val="24"/>
-          <w:szCs w:val="24"/>
-        </w:rPr>
-        <w:t xml:space="preserve">EMS.BY.TL.06.01. تعليمات تشغيل آلة الصباغة</w:t>
+          <w:sz w:val="24"/>
+          <w:szCs w:val="24"/>
+        </w:rPr>
+        <w:t xml:space="preserve">EMS.KS.PRO.22.02. Nonconforming Product Control Procedure</w:t>
       </w:r>
     </w:p>
     <w:p>
@@ -1369,18 +1262,16 @@
           <w:ilvl w:val="0"/>
           <w:numId w:val="1"/>
         </w:numPr>
-        <w:bidi/>
         <w:spacing w:after="60"/>
         <w:jc w:val="both"/>
       </w:pPr>
       <w:r>
         <w:rPr>
           <w:rFonts w:ascii="Calibri" w:hAnsi="Calibri" w:cs="Arial"/>
-          <w:rtl/>
-          <w:sz w:val="24"/>
-          <w:szCs w:val="24"/>
-        </w:rPr>
-        <w:t xml:space="preserve">EMS.ÜR.TL.05.08. تعليمات فحص القماش الخام</w:t>
+          <w:sz w:val="24"/>
+          <w:szCs w:val="24"/>
+        </w:rPr>
+        <w:t xml:space="preserve">EMS.KS.PRO.22.03. Corrective and Preventive Action (CAPA) for Quality Problems Procedure</w:t>
       </w:r>
     </w:p>
     <w:p>
@@ -1390,18 +1281,16 @@
           <w:ilvl w:val="0"/>
           <w:numId w:val="1"/>
         </w:numPr>
-        <w:bidi/>
         <w:spacing w:after="60"/>
         <w:jc w:val="both"/>
       </w:pPr>
       <w:r>
         <w:rPr>
           <w:rFonts w:ascii="Calibri" w:hAnsi="Calibri" w:cs="Arial"/>
-          <w:rtl/>
-          <w:sz w:val="24"/>
-          <w:szCs w:val="24"/>
-        </w:rPr>
-        <w:t xml:space="preserve">EMS.GR.TL.14.01. تعليمات تعريف المواد المعاد تدويرها وفصلها</w:t>
+          <w:sz w:val="24"/>
+          <w:szCs w:val="24"/>
+        </w:rPr>
+        <w:t xml:space="preserve">EMS.QA.FRM.07.21 Greige Fabric Control Form, EMS.QA.FRM.07.19 Yarn Inspection Input Control and Supplier Evaluation Form</w:t>
       </w:r>
     </w:p>
     <w:p>
@@ -1411,28 +1300,63 @@
           <w:ilvl w:val="0"/>
           <w:numId w:val="1"/>
         </w:numPr>
-        <w:bidi/>
         <w:spacing w:after="60"/>
         <w:jc w:val="both"/>
       </w:pPr>
       <w:r>
         <w:rPr>
           <w:rFonts w:ascii="Calibri" w:hAnsi="Calibri" w:cs="Arial"/>
-          <w:rtl/>
-          <w:sz w:val="24"/>
-          <w:szCs w:val="24"/>
-        </w:rPr>
-        <w:t xml:space="preserve">خطة الصباغة، وبطاقات الدفعات، وسجلات تحميل الآلات</w:t>
-      </w:r>
-    </w:p>
-    <w:p>
-      <w:pPr>
-        <w:pStyle w:val="ListeParagraf"/>
-        <w:bidi/>
-        <w:spacing w:after="80"/>
-        <w:ind w:left="0" w:right="709"/>
-        <w:jc w:val="both"/>
-      </w:pPr>
+          <w:sz w:val="24"/>
+          <w:szCs w:val="24"/>
+        </w:rPr>
+        <w:t xml:space="preserve">Dyeing Plan, Batch Cards and Machine Loading Records</w:t>
+      </w:r>
+    </w:p>
+    <w:p>
+      <w:pPr>
+        <w:pStyle w:val="ListeParagraf"/>
+        <w:spacing w:after="80"/>
+        <w:ind w:left="709" w:right="0"/>
+        <w:jc w:val="both"/>
+      </w:pPr>
+    </w:p>
+    <w:p>
+      <w:pPr>
+        <w:pStyle w:val="ListeParagraf"/>
+        <w:spacing w:before="120" w:after="60"/>
+        <w:ind w:left="709" w:right="0"/>
+      </w:pPr>
+      <w:r>
+        <w:rPr>
+          <w:rFonts w:ascii="Calibri" w:hAnsi="Calibri" w:cs="Arial"/>
+          <w:b/>
+          <w:bCs/>
+          <w:sz w:val="24"/>
+          <w:szCs w:val="24"/>
+        </w:rPr>
+        <w:t xml:space="preserve">8. FEEDBACK AND MONITORING</w:t>
+      </w:r>
+    </w:p>
+    <w:p>
+      <w:pPr>
+        <w:pStyle w:val="ListeParagraf"/>
+        <w:spacing w:after="80"/>
+        <w:ind w:left="709" w:right="0"/>
+        <w:jc w:val="both"/>
+      </w:pPr>
+      <w:r>
+        <w:rPr>
+          <w:rFonts w:ascii="Calibri" w:hAnsi="Calibri" w:cs="Arial"/>
+          <w:sz w:val="24"/>
+          <w:szCs w:val="24"/>
+        </w:rPr>
+        <w:t xml:space="preserve">The Dyehouse Shift Supervisor checks batch cards every shift. The Dyehouse Manager monitors loading-related defects (creases, unlevelness, tangling, mixed lots), quarantined greige rolls and the deviation between planned and actual batch weights every month; targets are set in the annual objectives and reported to the management review. This instruction is reviewed every year.</w:t>
+      </w:r>
+    </w:p>
+    <w:p>
+      <w:r>
+        <w:br w:type="page"/>
+      </w:r>
     </w:p>
     <w:p>
       <w:pPr>
@@ -1450,7 +1374,7 @@
           <w:sz w:val="24"/>
           <w:szCs w:val="24"/>
         </w:rPr>
-        <w:t xml:space="preserve">6. التغذية الراجعة والمتابعة</w:t>
+        <w:t xml:space="preserve">الغرض</w:t>
       </w:r>
     </w:p>
     <w:p>
@@ -1468,10 +1392,1482 @@
           <w:sz w:val="24"/>
           <w:szCs w:val="24"/>
         </w:rPr>
-        <w:t xml:space="preserve">يتحقق مشرف وردية المصبغة من بطاقات الدفعات في كل وردية. ويتابع مدير المصبغة شهريًا العيوب المتعلقة بالتحميل (التجاعيد، عدم انتظام اللون، التشابك، اللوطات المختلطة) والانحراف بين الأوزان المخططة والفعلية للدفعات. وتُراجع هذه التعليمات سنويًا.</w:t>
-      </w:r>
-    </w:p>
-    <w:p/>
+        <w:t xml:space="preserve">تصف تعليمات العمل هذه كيفية استلام القماش الخام في المصبغة، وتكوين الدفعات وتحضيرها وتعريفها وتحميلها في آلات الصباغة في شركة إيروغلو للتريكو (EMS) (تعليمات نظام الجودة TLM-BOY-01)، بحيث يُصبغ القماش الصحيح بالكمية ونسبة الحمام الصحيحتين، وتُمنع الصباغة غير المنتظمة والتجاعيد واختلاط اللوطات وتلف القماش، مع الحفاظ على إمكانية التتبع الكاملة.</w:t>
+      </w:r>
+    </w:p>
+    <w:p>
+      <w:pPr>
+        <w:pStyle w:val="ListeParagraf"/>
+        <w:bidi/>
+        <w:spacing w:after="80"/>
+        <w:ind w:left="0" w:right="709"/>
+        <w:jc w:val="both"/>
+      </w:pPr>
+    </w:p>
+    <w:p>
+      <w:pPr>
+        <w:pStyle w:val="ListeParagraf"/>
+        <w:bidi/>
+        <w:spacing w:before="120" w:after="60"/>
+        <w:ind w:left="0" w:right="709"/>
+      </w:pPr>
+      <w:r>
+        <w:rPr>
+          <w:rFonts w:ascii="Calibri" w:hAnsi="Calibri" w:cs="Arial"/>
+          <w:b/>
+          <w:bCs/>
+          <w:rtl/>
+          <w:sz w:val="24"/>
+          <w:szCs w:val="24"/>
+        </w:rPr>
+        <w:t xml:space="preserve">النطاق</w:t>
+      </w:r>
+    </w:p>
+    <w:p>
+      <w:pPr>
+        <w:pStyle w:val="ListeParagraf"/>
+        <w:bidi/>
+        <w:spacing w:after="80"/>
+        <w:ind w:left="0" w:right="709"/>
+        <w:jc w:val="both"/>
+      </w:pPr>
+      <w:r>
+        <w:rPr>
+          <w:rFonts w:ascii="Calibri" w:hAnsi="Calibri" w:cs="Arial"/>
+          <w:rtl/>
+          <w:sz w:val="24"/>
+          <w:szCs w:val="24"/>
+        </w:rPr>
+        <w:t xml:space="preserve">تنطبق هذه التعليمات على موظفي استلام القماش الخام وتكوين الدفعات في المصبغة وموظفي تحضير الدفعات ومشغلي آلات الصباغة ومشرفي الورديات، وتشمل القماش الخام المصروف من المخزن أو من قسم التريكو إلى المصبغة والمحمّل في آلات الصباغة النفاثة (Jet) والفيضية (Overflow) وغيرها.</w:t>
+      </w:r>
+    </w:p>
+    <w:p>
+      <w:pPr>
+        <w:pStyle w:val="ListeParagraf"/>
+        <w:bidi/>
+        <w:spacing w:after="80"/>
+        <w:ind w:left="0" w:right="709"/>
+        <w:jc w:val="both"/>
+      </w:pPr>
+    </w:p>
+    <w:p>
+      <w:pPr>
+        <w:pStyle w:val="ListeParagraf"/>
+        <w:bidi/>
+        <w:spacing w:before="120" w:after="60"/>
+        <w:ind w:left="0" w:right="709"/>
+      </w:pPr>
+      <w:r>
+        <w:rPr>
+          <w:rFonts w:ascii="Calibri" w:hAnsi="Calibri" w:cs="Arial"/>
+          <w:b/>
+          <w:bCs/>
+          <w:rtl/>
+          <w:sz w:val="24"/>
+          <w:szCs w:val="24"/>
+        </w:rPr>
+        <w:t xml:space="preserve">المسؤوليات</w:t>
+      </w:r>
+    </w:p>
+    <w:p>
+      <w:pPr>
+        <w:pStyle w:val="ListeParagraf"/>
+        <w:bidi/>
+        <w:spacing w:after="80"/>
+        <w:ind w:left="0" w:right="709"/>
+        <w:jc w:val="both"/>
+      </w:pPr>
+      <w:r>
+        <w:rPr>
+          <w:rFonts w:ascii="Calibri" w:hAnsi="Calibri" w:cs="Arial"/>
+          <w:rtl/>
+          <w:sz w:val="24"/>
+          <w:szCs w:val="24"/>
+        </w:rPr>
+        <w:t xml:space="preserve">• </w:t>
+      </w:r>
+      <w:r>
+        <w:rPr>
+          <w:rFonts w:ascii="Calibri" w:hAnsi="Calibri" w:cs="Arial"/>
+          <w:b/>
+          <w:bCs/>
+          <w:rtl/>
+          <w:sz w:val="24"/>
+          <w:szCs w:val="24"/>
+        </w:rPr>
+        <w:t xml:space="preserve">مدير المصبغة:</w:t>
+      </w:r>
+      <w:r>
+        <w:rPr>
+          <w:rFonts w:ascii="Calibri" w:hAnsi="Calibri" w:cs="Arial"/>
+          <w:rtl/>
+          <w:sz w:val="24"/>
+          <w:szCs w:val="24"/>
+        </w:rPr>
+        <w:t xml:space="preserve"> يعتمد قواعد تكوين الدفعات وأي استثناء مثل خلط اللوطات، ويقرر مع ضمان الجودة بشأن القماش المحجوز.</w:t>
+      </w:r>
+    </w:p>
+    <w:p>
+      <w:pPr>
+        <w:pStyle w:val="ListeParagraf"/>
+        <w:bidi/>
+        <w:spacing w:after="80"/>
+        <w:ind w:left="0" w:right="709"/>
+        <w:jc w:val="both"/>
+      </w:pPr>
+      <w:r>
+        <w:rPr>
+          <w:rFonts w:ascii="Calibri" w:hAnsi="Calibri" w:cs="Arial"/>
+          <w:rtl/>
+          <w:sz w:val="24"/>
+          <w:szCs w:val="24"/>
+        </w:rPr>
+        <w:t xml:space="preserve">• </w:t>
+      </w:r>
+      <w:r>
+        <w:rPr>
+          <w:rFonts w:ascii="Calibri" w:hAnsi="Calibri" w:cs="Arial"/>
+          <w:b/>
+          <w:bCs/>
+          <w:rtl/>
+          <w:sz w:val="24"/>
+          <w:szCs w:val="24"/>
+        </w:rPr>
+        <w:t xml:space="preserve">مشرف وردية المصبغة:</w:t>
+      </w:r>
+      <w:r>
+        <w:rPr>
+          <w:rFonts w:ascii="Calibri" w:hAnsi="Calibri" w:cs="Arial"/>
+          <w:rtl/>
+          <w:sz w:val="24"/>
+          <w:szCs w:val="24"/>
+        </w:rPr>
+        <w:t xml:space="preserve"> يخصص الدفعات للآلات وفقًا لخطة الصباغة، ويتحقق من تحضير الدفعات وتحميلها.</w:t>
+      </w:r>
+    </w:p>
+    <w:p>
+      <w:pPr>
+        <w:pStyle w:val="ListeParagraf"/>
+        <w:bidi/>
+        <w:spacing w:after="80"/>
+        <w:ind w:left="0" w:right="709"/>
+        <w:jc w:val="both"/>
+      </w:pPr>
+      <w:r>
+        <w:rPr>
+          <w:rFonts w:ascii="Calibri" w:hAnsi="Calibri" w:cs="Arial"/>
+          <w:rtl/>
+          <w:sz w:val="24"/>
+          <w:szCs w:val="24"/>
+        </w:rPr>
+        <w:t xml:space="preserve">• </w:t>
+      </w:r>
+      <w:r>
+        <w:rPr>
+          <w:rFonts w:ascii="Calibri" w:hAnsi="Calibri" w:cs="Arial"/>
+          <w:b/>
+          <w:bCs/>
+          <w:rtl/>
+          <w:sz w:val="24"/>
+          <w:szCs w:val="24"/>
+        </w:rPr>
+        <w:t xml:space="preserve">موظفو استلام القماش الخام:</w:t>
+      </w:r>
+      <w:r>
+        <w:rPr>
+          <w:rFonts w:ascii="Calibri" w:hAnsi="Calibri" w:cs="Arial"/>
+          <w:rtl/>
+          <w:sz w:val="24"/>
+          <w:szCs w:val="24"/>
+        </w:rPr>
+        <w:t xml:space="preserve"> يطابقون اللفات المستلمة مع قائمة الشحن ونموذج مراقبة القماش الخام، ويتحققون من الكمية والبطاقات والتلف، ويحجزون اللفات غير المطابقة.</w:t>
+      </w:r>
+    </w:p>
+    <w:p>
+      <w:pPr>
+        <w:pStyle w:val="ListeParagraf"/>
+        <w:bidi/>
+        <w:spacing w:after="80"/>
+        <w:ind w:left="0" w:right="709"/>
+        <w:jc w:val="both"/>
+      </w:pPr>
+      <w:r>
+        <w:rPr>
+          <w:rFonts w:ascii="Calibri" w:hAnsi="Calibri" w:cs="Arial"/>
+          <w:rtl/>
+          <w:sz w:val="24"/>
+          <w:szCs w:val="24"/>
+        </w:rPr>
+        <w:t xml:space="preserve">• </w:t>
+      </w:r>
+      <w:r>
+        <w:rPr>
+          <w:rFonts w:ascii="Calibri" w:hAnsi="Calibri" w:cs="Arial"/>
+          <w:b/>
+          <w:bCs/>
+          <w:rtl/>
+          <w:sz w:val="24"/>
+          <w:szCs w:val="24"/>
+        </w:rPr>
+        <w:t xml:space="preserve">موظفو تحضير الدفعات:</w:t>
+      </w:r>
+      <w:r>
+        <w:rPr>
+          <w:rFonts w:ascii="Calibri" w:hAnsi="Calibri" w:cs="Arial"/>
+          <w:rtl/>
+          <w:sz w:val="24"/>
+          <w:szCs w:val="24"/>
+        </w:rPr>
+        <w:t xml:space="preserve"> يحضّرون الدفعة وفقًا لبطاقة الدفعة، ويزنون القماش ويعرّفونه، ويخيطون أطراف الحبل.</w:t>
+      </w:r>
+    </w:p>
+    <w:p>
+      <w:pPr>
+        <w:pStyle w:val="ListeParagraf"/>
+        <w:bidi/>
+        <w:spacing w:after="80"/>
+        <w:ind w:left="0" w:right="709"/>
+        <w:jc w:val="both"/>
+      </w:pPr>
+      <w:r>
+        <w:rPr>
+          <w:rFonts w:ascii="Calibri" w:hAnsi="Calibri" w:cs="Arial"/>
+          <w:rtl/>
+          <w:sz w:val="24"/>
+          <w:szCs w:val="24"/>
+        </w:rPr>
+        <w:t xml:space="preserve">• </w:t>
+      </w:r>
+      <w:r>
+        <w:rPr>
+          <w:rFonts w:ascii="Calibri" w:hAnsi="Calibri" w:cs="Arial"/>
+          <w:b/>
+          <w:bCs/>
+          <w:rtl/>
+          <w:sz w:val="24"/>
+          <w:szCs w:val="24"/>
+        </w:rPr>
+        <w:t xml:space="preserve">مشغل آلة الصباغة:</w:t>
+      </w:r>
+      <w:r>
+        <w:rPr>
+          <w:rFonts w:ascii="Calibri" w:hAnsi="Calibri" w:cs="Arial"/>
+          <w:rtl/>
+          <w:sz w:val="24"/>
+          <w:szCs w:val="24"/>
+        </w:rPr>
+        <w:t xml:space="preserve"> يحمّل القماش في الآلة بشكل صحيح، ويؤكد بيانات الدفعة قبل بدء البرنامج.</w:t>
+      </w:r>
+    </w:p>
+    <w:p>
+      <w:pPr>
+        <w:pStyle w:val="ListeParagraf"/>
+        <w:bidi/>
+        <w:spacing w:after="80"/>
+        <w:ind w:left="0" w:right="709"/>
+        <w:jc w:val="both"/>
+      </w:pPr>
+      <w:r>
+        <w:rPr>
+          <w:rFonts w:ascii="Calibri" w:hAnsi="Calibri" w:cs="Arial"/>
+          <w:rtl/>
+          <w:sz w:val="24"/>
+          <w:szCs w:val="24"/>
+        </w:rPr>
+        <w:t xml:space="preserve">• </w:t>
+      </w:r>
+      <w:r>
+        <w:rPr>
+          <w:rFonts w:ascii="Calibri" w:hAnsi="Calibri" w:cs="Arial"/>
+          <w:b/>
+          <w:bCs/>
+          <w:rtl/>
+          <w:sz w:val="24"/>
+          <w:szCs w:val="24"/>
+        </w:rPr>
+        <w:t xml:space="preserve">ضمان الجودة:</w:t>
+      </w:r>
+      <w:r>
+        <w:rPr>
+          <w:rFonts w:ascii="Calibri" w:hAnsi="Calibri" w:cs="Arial"/>
+          <w:rtl/>
+          <w:sz w:val="24"/>
+          <w:szCs w:val="24"/>
+        </w:rPr>
+        <w:t xml:space="preserve"> يقرر قبول القماش الخام أو حجزه أو إرجاعه، ويقرر في المشكلات المتعلقة بالغزل.</w:t>
+      </w:r>
+    </w:p>
+    <w:p>
+      <w:pPr>
+        <w:pStyle w:val="ListeParagraf"/>
+        <w:bidi/>
+        <w:spacing w:after="80"/>
+        <w:ind w:left="0" w:right="709"/>
+        <w:jc w:val="both"/>
+      </w:pPr>
+    </w:p>
+    <w:p>
+      <w:pPr>
+        <w:pStyle w:val="ListeParagraf"/>
+        <w:bidi/>
+        <w:spacing w:before="120" w:after="60"/>
+        <w:ind w:left="0" w:right="709"/>
+      </w:pPr>
+      <w:r>
+        <w:rPr>
+          <w:rFonts w:ascii="Calibri" w:hAnsi="Calibri" w:cs="Arial"/>
+          <w:b/>
+          <w:bCs/>
+          <w:rtl/>
+          <w:sz w:val="24"/>
+          <w:szCs w:val="24"/>
+        </w:rPr>
+        <w:t xml:space="preserve">التعريفات</w:t>
+      </w:r>
+    </w:p>
+    <w:p>
+      <w:pPr>
+        <w:pStyle w:val="ListeParagraf"/>
+        <w:bidi/>
+        <w:spacing w:after="80"/>
+        <w:ind w:left="0" w:right="709"/>
+        <w:jc w:val="both"/>
+      </w:pPr>
+      <w:r>
+        <w:rPr>
+          <w:rFonts w:ascii="Calibri" w:hAnsi="Calibri" w:cs="Arial"/>
+          <w:rtl/>
+          <w:sz w:val="24"/>
+          <w:szCs w:val="24"/>
+        </w:rPr>
+        <w:t xml:space="preserve">• </w:t>
+      </w:r>
+      <w:r>
+        <w:rPr>
+          <w:rFonts w:ascii="Calibri" w:hAnsi="Calibri" w:cs="Arial"/>
+          <w:b/>
+          <w:bCs/>
+          <w:rtl/>
+          <w:sz w:val="24"/>
+          <w:szCs w:val="24"/>
+        </w:rPr>
+        <w:t xml:space="preserve">القماش الخام (Greige):</w:t>
+      </w:r>
+      <w:r>
+        <w:rPr>
+          <w:rFonts w:ascii="Calibri" w:hAnsi="Calibri" w:cs="Arial"/>
+          <w:rtl/>
+          <w:sz w:val="24"/>
+          <w:szCs w:val="24"/>
+        </w:rPr>
+        <w:t xml:space="preserve"> قماش تريكو لم يخضع بعد للمعالجة التمهيدية أو الصباغة.</w:t>
+      </w:r>
+    </w:p>
+    <w:p>
+      <w:pPr>
+        <w:pStyle w:val="ListeParagraf"/>
+        <w:bidi/>
+        <w:spacing w:after="80"/>
+        <w:ind w:left="0" w:right="709"/>
+        <w:jc w:val="both"/>
+      </w:pPr>
+      <w:r>
+        <w:rPr>
+          <w:rFonts w:ascii="Calibri" w:hAnsi="Calibri" w:cs="Arial"/>
+          <w:rtl/>
+          <w:sz w:val="24"/>
+          <w:szCs w:val="24"/>
+        </w:rPr>
+        <w:t xml:space="preserve">• </w:t>
+      </w:r>
+      <w:r>
+        <w:rPr>
+          <w:rFonts w:ascii="Calibri" w:hAnsi="Calibri" w:cs="Arial"/>
+          <w:b/>
+          <w:bCs/>
+          <w:rtl/>
+          <w:sz w:val="24"/>
+          <w:szCs w:val="24"/>
+        </w:rPr>
+        <w:t xml:space="preserve">الدفعة (Batch):</w:t>
+      </w:r>
+      <w:r>
+        <w:rPr>
+          <w:rFonts w:ascii="Calibri" w:hAnsi="Calibri" w:cs="Arial"/>
+          <w:rtl/>
+          <w:sz w:val="24"/>
+          <w:szCs w:val="24"/>
+        </w:rPr>
+        <w:t xml:space="preserve"> مجموعة من اللفات من لوط الغزل ونوع القماش والوزن واللون نفسه، تُصبغ معًا في دورة تشغيل واحدة للآلة.</w:t>
+      </w:r>
+    </w:p>
+    <w:p>
+      <w:pPr>
+        <w:pStyle w:val="ListeParagraf"/>
+        <w:bidi/>
+        <w:spacing w:after="80"/>
+        <w:ind w:left="0" w:right="709"/>
+        <w:jc w:val="both"/>
+      </w:pPr>
+      <w:r>
+        <w:rPr>
+          <w:rFonts w:ascii="Calibri" w:hAnsi="Calibri" w:cs="Arial"/>
+          <w:rtl/>
+          <w:sz w:val="24"/>
+          <w:szCs w:val="24"/>
+        </w:rPr>
+        <w:t xml:space="preserve">• </w:t>
+      </w:r>
+      <w:r>
+        <w:rPr>
+          <w:rFonts w:ascii="Calibri" w:hAnsi="Calibri" w:cs="Arial"/>
+          <w:b/>
+          <w:bCs/>
+          <w:rtl/>
+          <w:sz w:val="24"/>
+          <w:szCs w:val="24"/>
+        </w:rPr>
+        <w:t xml:space="preserve">بطاقة الدفعة:</w:t>
+      </w:r>
+      <w:r>
+        <w:rPr>
+          <w:rFonts w:ascii="Calibri" w:hAnsi="Calibri" w:cs="Arial"/>
+          <w:rtl/>
+          <w:sz w:val="24"/>
+          <w:szCs w:val="24"/>
+        </w:rPr>
+        <w:t xml:space="preserve"> الوثيقة التي تحمل رقم الدفعة والطلبية واللون ونوع القماش وأرقام اللوطات والوزن المخطط، وترافق الدفعة في المصبغة.</w:t>
+      </w:r>
+    </w:p>
+    <w:p>
+      <w:pPr>
+        <w:pStyle w:val="ListeParagraf"/>
+        <w:bidi/>
+        <w:spacing w:after="80"/>
+        <w:ind w:left="0" w:right="709"/>
+        <w:jc w:val="both"/>
+      </w:pPr>
+      <w:r>
+        <w:rPr>
+          <w:rFonts w:ascii="Calibri" w:hAnsi="Calibri" w:cs="Arial"/>
+          <w:rtl/>
+          <w:sz w:val="24"/>
+          <w:szCs w:val="24"/>
+        </w:rPr>
+        <w:t xml:space="preserve">• </w:t>
+      </w:r>
+      <w:r>
+        <w:rPr>
+          <w:rFonts w:ascii="Calibri" w:hAnsi="Calibri" w:cs="Arial"/>
+          <w:b/>
+          <w:bCs/>
+          <w:rtl/>
+          <w:sz w:val="24"/>
+          <w:szCs w:val="24"/>
+        </w:rPr>
+        <w:t xml:space="preserve">نسبة الحمام:</w:t>
+      </w:r>
+      <w:r>
+        <w:rPr>
+          <w:rFonts w:ascii="Calibri" w:hAnsi="Calibri" w:cs="Arial"/>
+          <w:rtl/>
+          <w:sz w:val="24"/>
+          <w:szCs w:val="24"/>
+        </w:rPr>
+        <w:t xml:space="preserve"> نسبة وزن القماش إلى حجم ماء حمام الصباغة، مثل 1:8.</w:t>
+      </w:r>
+    </w:p>
+    <w:p>
+      <w:pPr>
+        <w:pStyle w:val="ListeParagraf"/>
+        <w:bidi/>
+        <w:spacing w:after="80"/>
+        <w:ind w:left="0" w:right="709"/>
+        <w:jc w:val="both"/>
+      </w:pPr>
+      <w:r>
+        <w:rPr>
+          <w:rFonts w:ascii="Calibri" w:hAnsi="Calibri" w:cs="Arial"/>
+          <w:rtl/>
+          <w:sz w:val="24"/>
+          <w:szCs w:val="24"/>
+        </w:rPr>
+        <w:t xml:space="preserve">• </w:t>
+      </w:r>
+      <w:r>
+        <w:rPr>
+          <w:rFonts w:ascii="Calibri" w:hAnsi="Calibri" w:cs="Arial"/>
+          <w:b/>
+          <w:bCs/>
+          <w:rtl/>
+          <w:sz w:val="24"/>
+          <w:szCs w:val="24"/>
+        </w:rPr>
+        <w:t xml:space="preserve">الحبل (Rope):</w:t>
+      </w:r>
+      <w:r>
+        <w:rPr>
+          <w:rFonts w:ascii="Calibri" w:hAnsi="Calibri" w:cs="Arial"/>
+          <w:rtl/>
+          <w:sz w:val="24"/>
+          <w:szCs w:val="24"/>
+        </w:rPr>
+        <w:t xml:space="preserve"> قماش موصول طرفًا بطرف في حلقة مغلقة لآلات الصباغة بنظام الحبل.</w:t>
+      </w:r>
+    </w:p>
+    <w:p>
+      <w:pPr>
+        <w:pStyle w:val="ListeParagraf"/>
+        <w:bidi/>
+        <w:spacing w:after="80"/>
+        <w:ind w:left="0" w:right="709"/>
+        <w:jc w:val="both"/>
+      </w:pPr>
+      <w:r>
+        <w:rPr>
+          <w:rFonts w:ascii="Calibri" w:hAnsi="Calibri" w:cs="Arial"/>
+          <w:rtl/>
+          <w:sz w:val="24"/>
+          <w:szCs w:val="24"/>
+        </w:rPr>
+        <w:t xml:space="preserve">• </w:t>
+      </w:r>
+      <w:r>
+        <w:rPr>
+          <w:rFonts w:ascii="Calibri" w:hAnsi="Calibri" w:cs="Arial"/>
+          <w:b/>
+          <w:bCs/>
+          <w:rtl/>
+          <w:sz w:val="24"/>
+          <w:szCs w:val="24"/>
+        </w:rPr>
+        <w:t xml:space="preserve">الحجز (Quarantine):</w:t>
+      </w:r>
+      <w:r>
+        <w:rPr>
+          <w:rFonts w:ascii="Calibri" w:hAnsi="Calibri" w:cs="Arial"/>
+          <w:rtl/>
+          <w:sz w:val="24"/>
+          <w:szCs w:val="24"/>
+        </w:rPr>
+        <w:t xml:space="preserve"> منطقة مخصصة يُحتفظ فيها بالقماش غير المطابق أو المشكوك فيه إلى أن يقرر ضمان الجودة.</w:t>
+      </w:r>
+    </w:p>
+    <w:p>
+      <w:pPr>
+        <w:pStyle w:val="ListeParagraf"/>
+        <w:bidi/>
+        <w:spacing w:after="80"/>
+        <w:ind w:left="0" w:right="709"/>
+        <w:jc w:val="both"/>
+      </w:pPr>
+    </w:p>
+    <w:p>
+      <w:pPr>
+        <w:pStyle w:val="ListeParagraf"/>
+        <w:bidi/>
+        <w:spacing w:before="120" w:after="60"/>
+        <w:ind w:left="0" w:right="709"/>
+      </w:pPr>
+      <w:r>
+        <w:rPr>
+          <w:rFonts w:ascii="Calibri" w:hAnsi="Calibri" w:cs="Arial"/>
+          <w:b/>
+          <w:bCs/>
+          <w:rtl/>
+          <w:sz w:val="24"/>
+          <w:szCs w:val="24"/>
+        </w:rPr>
+        <w:t xml:space="preserve">التعليمات</w:t>
+      </w:r>
+    </w:p>
+    <w:p>
+      <w:pPr>
+        <w:pStyle w:val="ListeParagraf"/>
+        <w:bidi/>
+        <w:spacing w:before="120" w:after="60"/>
+        <w:ind w:left="0" w:right="709"/>
+      </w:pPr>
+      <w:r>
+        <w:rPr>
+          <w:rFonts w:ascii="Calibri" w:hAnsi="Calibri" w:cs="Arial"/>
+          <w:b/>
+          <w:bCs/>
+          <w:rtl/>
+          <w:sz w:val="24"/>
+          <w:szCs w:val="24"/>
+        </w:rPr>
+        <w:t xml:space="preserve">1. استلام القماش الخام (TLM-BOY-01)</w:t>
+      </w:r>
+    </w:p>
+    <w:p>
+      <w:pPr>
+        <w:pStyle w:val="ListeParagraf"/>
+        <w:bidi/>
+        <w:spacing w:after="80"/>
+        <w:ind w:left="0" w:right="709"/>
+        <w:jc w:val="both"/>
+      </w:pPr>
+      <w:r>
+        <w:rPr>
+          <w:rFonts w:ascii="Calibri" w:hAnsi="Calibri" w:cs="Arial"/>
+          <w:rtl/>
+          <w:sz w:val="24"/>
+          <w:szCs w:val="24"/>
+        </w:rPr>
+        <w:t xml:space="preserve">1.1. طابق اللفات المستلمة مع قائمة الشحن ونموذج مراقبة القماش الخام (EMS.QA.FRM.07.21)؛ وتحقق من عدد اللفات والبطاقات (الطلبية، اللوط، الآلة، الوزن) والتلف الظاهر.</w:t>
+      </w:r>
+    </w:p>
+    <w:p>
+      <w:pPr>
+        <w:pStyle w:val="ListeParagraf"/>
+        <w:bidi/>
+        <w:spacing w:after="80"/>
+        <w:ind w:left="0" w:right="709"/>
+        <w:jc w:val="both"/>
+      </w:pPr>
+      <w:r>
+        <w:rPr>
+          <w:rFonts w:ascii="Calibri" w:hAnsi="Calibri" w:cs="Arial"/>
+          <w:rtl/>
+          <w:sz w:val="24"/>
+          <w:szCs w:val="24"/>
+        </w:rPr>
+        <w:t xml:space="preserve">1.2. تحقق من أن القماش قد اجتاز فحص القماش الخام (EMS.ÜR.TL.05.08) ويطابق خطة الصباغة؛ وعند الاشتباه في مشكلة مرتبطة بالغزل، استخدم نموذج فحص الغزل ومراقبة المدخلات وتقييم الموردين (EMS.QA.FRM.07.19).</w:t>
+      </w:r>
+    </w:p>
+    <w:p>
+      <w:pPr>
+        <w:pStyle w:val="ListeParagraf"/>
+        <w:bidi/>
+        <w:spacing w:after="80"/>
+        <w:ind w:left="0" w:right="709"/>
+        <w:jc w:val="both"/>
+      </w:pPr>
+      <w:r>
+        <w:rPr>
+          <w:rFonts w:ascii="Calibri" w:hAnsi="Calibri" w:cs="Arial"/>
+          <w:rtl/>
+          <w:sz w:val="24"/>
+          <w:szCs w:val="24"/>
+        </w:rPr>
+        <w:t xml:space="preserve">1.3. افصل اللفات التالفة أو المتسخة أو الرطبة أو غير المعرّفة، وضع عليها بطاقة «حجز»، واحتفظ بها في منطقة الحجز إلى أن يقرر ضمان الجودة.</w:t>
+      </w:r>
+    </w:p>
+    <w:p>
+      <w:pPr>
+        <w:pStyle w:val="ListeParagraf"/>
+        <w:bidi/>
+        <w:spacing w:after="80"/>
+        <w:ind w:left="0" w:right="709"/>
+        <w:jc w:val="both"/>
+      </w:pPr>
+      <w:r>
+        <w:rPr>
+          <w:rFonts w:ascii="Calibri" w:hAnsi="Calibri" w:cs="Arial"/>
+          <w:rtl/>
+          <w:sz w:val="24"/>
+          <w:szCs w:val="24"/>
+        </w:rPr>
+        <w:t xml:space="preserve">1.4. أعطِ كل دفعة مقبولة رقم دفعة، واستخدم الرقم نفسه في جميع النماذج والبطاقات للحفاظ على إمكانية التتبع.</w:t>
+      </w:r>
+    </w:p>
+    <w:p>
+      <w:pPr>
+        <w:pStyle w:val="ListeParagraf"/>
+        <w:bidi/>
+        <w:spacing w:after="80"/>
+        <w:ind w:left="0" w:right="709"/>
+        <w:jc w:val="both"/>
+      </w:pPr>
+      <w:r>
+        <w:rPr>
+          <w:rFonts w:ascii="Calibri" w:hAnsi="Calibri" w:cs="Arial"/>
+          <w:rtl/>
+          <w:sz w:val="24"/>
+          <w:szCs w:val="24"/>
+        </w:rPr>
+        <w:t xml:space="preserve">1.5. بالنسبة لطلبيات GRS/RCS أو OCS، تحقق من أن القماش يحمل تعريف المادة المعتمدة، وأبقه منفصلًا عن القماش التقليدي (EMS.GR.TL.14.01).</w:t>
+      </w:r>
+    </w:p>
+    <w:p>
+      <w:pPr>
+        <w:pStyle w:val="ListeParagraf"/>
+        <w:bidi/>
+        <w:spacing w:after="80"/>
+        <w:ind w:left="0" w:right="709"/>
+        <w:jc w:val="both"/>
+      </w:pPr>
+    </w:p>
+    <w:p>
+      <w:pPr>
+        <w:pStyle w:val="ListeParagraf"/>
+        <w:bidi/>
+        <w:spacing w:before="120" w:after="60"/>
+        <w:ind w:left="0" w:right="709"/>
+      </w:pPr>
+      <w:r>
+        <w:rPr>
+          <w:rFonts w:ascii="Calibri" w:hAnsi="Calibri" w:cs="Arial"/>
+          <w:b/>
+          <w:bCs/>
+          <w:rtl/>
+          <w:sz w:val="24"/>
+          <w:szCs w:val="24"/>
+        </w:rPr>
+        <w:t xml:space="preserve">2. قبل البدء</w:t>
+      </w:r>
+    </w:p>
+    <w:p>
+      <w:pPr>
+        <w:pStyle w:val="ListeParagraf"/>
+        <w:bidi/>
+        <w:spacing w:after="80"/>
+        <w:ind w:left="0" w:right="709"/>
+        <w:jc w:val="both"/>
+      </w:pPr>
+      <w:r>
+        <w:rPr>
+          <w:rFonts w:ascii="Calibri" w:hAnsi="Calibri" w:cs="Arial"/>
+          <w:rtl/>
+          <w:sz w:val="24"/>
+          <w:szCs w:val="24"/>
+        </w:rPr>
+        <w:t xml:space="preserve">2.1. خذ بطاقة الدفعة من خطة الصباغة، وتحقق من رقم الطلبية واللون ونوع القماش والتركيب وأرقام اللوطات ووزن الدفعة المخطط.</w:t>
+      </w:r>
+    </w:p>
+    <w:p>
+      <w:pPr>
+        <w:pStyle w:val="ListeParagraf"/>
+        <w:bidi/>
+        <w:spacing w:after="80"/>
+        <w:ind w:left="0" w:right="709"/>
+        <w:jc w:val="both"/>
+      </w:pPr>
+      <w:r>
+        <w:rPr>
+          <w:rFonts w:ascii="Calibri" w:hAnsi="Calibri" w:cs="Arial"/>
+          <w:rtl/>
+          <w:sz w:val="24"/>
+          <w:szCs w:val="24"/>
+        </w:rPr>
+        <w:t xml:space="preserve">2.2. اجمع اللفات ذات لوط الغزل ونوع القماش والوزن واللون نفسه؛ ولا تخلط لوطات غزل أو لوطات آلات تريكو أو تراكيب مختلفة في دفعة واحدة إلا بموافقة مدير المصبغة، وسجّل الموافقة على بطاقة الدفعة.</w:t>
+      </w:r>
+    </w:p>
+    <w:p>
+      <w:pPr>
+        <w:pStyle w:val="ListeParagraf"/>
+        <w:bidi/>
+        <w:spacing w:after="80"/>
+        <w:ind w:left="0" w:right="709"/>
+        <w:jc w:val="both"/>
+      </w:pPr>
+      <w:r>
+        <w:rPr>
+          <w:rFonts w:ascii="Calibri" w:hAnsi="Calibri" w:cs="Arial"/>
+          <w:rtl/>
+          <w:sz w:val="24"/>
+          <w:szCs w:val="24"/>
+        </w:rPr>
+        <w:t xml:space="preserve">2.3. تحقق من أن وزن الدفعة ضمن طاقة الآلة والتفاوت المسموح به للوزن المخطط المحدد في خطة المصبغة.</w:t>
+      </w:r>
+    </w:p>
+    <w:p>
+      <w:pPr>
+        <w:pStyle w:val="ListeParagraf"/>
+        <w:bidi/>
+        <w:spacing w:after="80"/>
+        <w:ind w:left="0" w:right="709"/>
+        <w:jc w:val="both"/>
+      </w:pPr>
+    </w:p>
+    <w:p>
+      <w:pPr>
+        <w:pStyle w:val="ListeParagraf"/>
+        <w:bidi/>
+        <w:spacing w:before="120" w:after="60"/>
+        <w:ind w:left="0" w:right="709"/>
+      </w:pPr>
+      <w:r>
+        <w:rPr>
+          <w:rFonts w:ascii="Calibri" w:hAnsi="Calibri" w:cs="Arial"/>
+          <w:b/>
+          <w:bCs/>
+          <w:rtl/>
+          <w:sz w:val="24"/>
+          <w:szCs w:val="24"/>
+        </w:rPr>
+        <w:t xml:space="preserve">3. تحضير الدفعة</w:t>
+      </w:r>
+    </w:p>
+    <w:p>
+      <w:pPr>
+        <w:pStyle w:val="ListeParagraf"/>
+        <w:bidi/>
+        <w:spacing w:after="80"/>
+        <w:ind w:left="0" w:right="709"/>
+        <w:jc w:val="both"/>
+      </w:pPr>
+      <w:r>
+        <w:rPr>
+          <w:rFonts w:ascii="Calibri" w:hAnsi="Calibri" w:cs="Arial"/>
+          <w:rtl/>
+          <w:sz w:val="24"/>
+          <w:szCs w:val="24"/>
+        </w:rPr>
+        <w:t xml:space="preserve">3.1. زِن كل لفة، وسجّل الأوزان في بطاقة الدفعة، وتأكد من أن الوزن الإجمالي ضمن طاقة الآلة والتفاوت المسموح به للوزن المخطط.</w:t>
+      </w:r>
+    </w:p>
+    <w:p>
+      <w:pPr>
+        <w:pStyle w:val="ListeParagraf"/>
+        <w:bidi/>
+        <w:spacing w:after="80"/>
+        <w:ind w:left="0" w:right="709"/>
+        <w:jc w:val="both"/>
+      </w:pPr>
+      <w:r>
+        <w:rPr>
+          <w:rFonts w:ascii="Calibri" w:hAnsi="Calibri" w:cs="Arial"/>
+          <w:rtl/>
+          <w:sz w:val="24"/>
+          <w:szCs w:val="24"/>
+        </w:rPr>
+        <w:t xml:space="preserve">3.2. قسّم الدفعة بالتساوي بين أنابيب (حجرات) الآلة بحيث يكون لكل حبل الطول والوزن نفسهما.</w:t>
+      </w:r>
+    </w:p>
+    <w:p>
+      <w:pPr>
+        <w:pStyle w:val="ListeParagraf"/>
+        <w:bidi/>
+        <w:spacing w:after="80"/>
+        <w:ind w:left="0" w:right="709"/>
+        <w:jc w:val="both"/>
+      </w:pPr>
+      <w:r>
+        <w:rPr>
+          <w:rFonts w:ascii="Calibri" w:hAnsi="Calibri" w:cs="Arial"/>
+          <w:rtl/>
+          <w:sz w:val="24"/>
+          <w:szCs w:val="24"/>
+        </w:rPr>
+        <w:t xml:space="preserve">3.3. افتح القماش الأنبوبي عند الحاجة، وافحص وجود الثقوب وبقع الزيت والعقد، واقلب القماش بحيث يكون الوجه للداخل إذا كان ذلك محددًا في الوصفة.</w:t>
+      </w:r>
+    </w:p>
+    <w:p>
+      <w:pPr>
+        <w:pStyle w:val="ListeParagraf"/>
+        <w:bidi/>
+        <w:spacing w:after="80"/>
+        <w:ind w:left="0" w:right="709"/>
+        <w:jc w:val="both"/>
+      </w:pPr>
+      <w:r>
+        <w:rPr>
+          <w:rFonts w:ascii="Calibri" w:hAnsi="Calibri" w:cs="Arial"/>
+          <w:rtl/>
+          <w:sz w:val="24"/>
+          <w:szCs w:val="24"/>
+        </w:rPr>
+        <w:t xml:space="preserve">3.4. ثبّت بطاقة دفعة متينة (رقم الدفعة، الطلبية، اللون) على طرف القماش، وخِط أطراف الحبل معًا بخيط قوي ثابت اللون لتكوين حبل مغلق.</w:t>
+      </w:r>
+    </w:p>
+    <w:p>
+      <w:pPr>
+        <w:pStyle w:val="ListeParagraf"/>
+        <w:bidi/>
+        <w:spacing w:after="80"/>
+        <w:ind w:left="0" w:right="709"/>
+        <w:jc w:val="both"/>
+      </w:pPr>
+    </w:p>
+    <w:p>
+      <w:pPr>
+        <w:pStyle w:val="ListeParagraf"/>
+        <w:bidi/>
+        <w:spacing w:before="120" w:after="60"/>
+        <w:ind w:left="0" w:right="709"/>
+      </w:pPr>
+      <w:r>
+        <w:rPr>
+          <w:rFonts w:ascii="Calibri" w:hAnsi="Calibri" w:cs="Arial"/>
+          <w:b/>
+          <w:bCs/>
+          <w:rtl/>
+          <w:sz w:val="24"/>
+          <w:szCs w:val="24"/>
+        </w:rPr>
+        <w:t xml:space="preserve">4. التحميل</w:t>
+      </w:r>
+    </w:p>
+    <w:p>
+      <w:pPr>
+        <w:pStyle w:val="ListeParagraf"/>
+        <w:bidi/>
+        <w:spacing w:after="80"/>
+        <w:ind w:left="0" w:right="709"/>
+        <w:jc w:val="both"/>
+      </w:pPr>
+      <w:r>
+        <w:rPr>
+          <w:rFonts w:ascii="Calibri" w:hAnsi="Calibri" w:cs="Arial"/>
+          <w:rtl/>
+          <w:sz w:val="24"/>
+          <w:szCs w:val="24"/>
+        </w:rPr>
+        <w:t xml:space="preserve">4.1. تحقق من أن الآلة نظيفة ومُفرغة وخالية من قطع القماش أو بقايا الدفعة السابقة، خاصة بعد الألوان الداكنة.</w:t>
+      </w:r>
+    </w:p>
+    <w:p>
+      <w:pPr>
+        <w:pStyle w:val="ListeParagraf"/>
+        <w:bidi/>
+        <w:spacing w:after="80"/>
+        <w:ind w:left="0" w:right="709"/>
+        <w:jc w:val="both"/>
+      </w:pPr>
+      <w:r>
+        <w:rPr>
+          <w:rFonts w:ascii="Calibri" w:hAnsi="Calibri" w:cs="Arial"/>
+          <w:rtl/>
+          <w:sz w:val="24"/>
+          <w:szCs w:val="24"/>
+        </w:rPr>
+        <w:t xml:space="preserve">4.2. املأ الآلة حتى مستوى التحميل، وشغّل البكرة بسرعة التحميل، وأدخل القماش بالتساوي في كل أنبوب دون التواء.</w:t>
+      </w:r>
+    </w:p>
+    <w:p>
+      <w:pPr>
+        <w:pStyle w:val="ListeParagraf"/>
+        <w:bidi/>
+        <w:spacing w:after="80"/>
+        <w:ind w:left="0" w:right="709"/>
+        <w:jc w:val="both"/>
+      </w:pPr>
+      <w:r>
+        <w:rPr>
+          <w:rFonts w:ascii="Calibri" w:hAnsi="Calibri" w:cs="Arial"/>
+          <w:rtl/>
+          <w:sz w:val="24"/>
+          <w:szCs w:val="24"/>
+        </w:rPr>
+        <w:t xml:space="preserve">4.3. خِط طرفي كل حبل معًا، وتحقق من أن الحبل يجري بحرية وبالسرعة نفسها في جميع الأنابيب، وأغلق باب الآلة بأمان.</w:t>
+      </w:r>
+    </w:p>
+    <w:p>
+      <w:pPr>
+        <w:pStyle w:val="ListeParagraf"/>
+        <w:bidi/>
+        <w:spacing w:after="80"/>
+        <w:ind w:left="0" w:right="709"/>
+        <w:jc w:val="both"/>
+      </w:pPr>
+      <w:r>
+        <w:rPr>
+          <w:rFonts w:ascii="Calibri" w:hAnsi="Calibri" w:cs="Arial"/>
+          <w:rtl/>
+          <w:sz w:val="24"/>
+          <w:szCs w:val="24"/>
+        </w:rPr>
+        <w:t xml:space="preserve">4.4. أدخل رقم الدفعة والوزن ونسبة الحمام في وحدة التحكم بالآلة، وتحقق من رقم البرنامج مقارنة بالوصفة قبل البدء.</w:t>
+      </w:r>
+    </w:p>
+    <w:p>
+      <w:pPr>
+        <w:pStyle w:val="ListeParagraf"/>
+        <w:bidi/>
+        <w:spacing w:after="80"/>
+        <w:ind w:left="0" w:right="709"/>
+        <w:jc w:val="both"/>
+      </w:pPr>
+      <w:r>
+        <w:rPr>
+          <w:rFonts w:ascii="Calibri" w:hAnsi="Calibri" w:cs="Arial"/>
+          <w:rtl/>
+          <w:sz w:val="24"/>
+          <w:szCs w:val="24"/>
+        </w:rPr>
+        <w:t xml:space="preserve">4.5. سجّل الآلة والبرنامج والمشغل ووقت البدء على بطاقة الدفعة.</w:t>
+      </w:r>
+    </w:p>
+    <w:p>
+      <w:pPr>
+        <w:pStyle w:val="ListeParagraf"/>
+        <w:bidi/>
+        <w:spacing w:after="80"/>
+        <w:ind w:left="0" w:right="709"/>
+        <w:jc w:val="both"/>
+      </w:pPr>
+    </w:p>
+    <w:p>
+      <w:pPr>
+        <w:pStyle w:val="ListeParagraf"/>
+        <w:bidi/>
+        <w:spacing w:before="120" w:after="60"/>
+        <w:ind w:left="0" w:right="709"/>
+      </w:pPr>
+      <w:r>
+        <w:rPr>
+          <w:rFonts w:ascii="Calibri" w:hAnsi="Calibri" w:cs="Arial"/>
+          <w:b/>
+          <w:bCs/>
+          <w:rtl/>
+          <w:sz w:val="24"/>
+          <w:szCs w:val="24"/>
+        </w:rPr>
+        <w:t xml:space="preserve">5. قواعد السلامة / المحظورات</w:t>
+      </w:r>
+    </w:p>
+    <w:p>
+      <w:pPr>
+        <w:pStyle w:val="ListeParagraf"/>
+        <w:numPr>
+          <w:ilvl w:val="0"/>
+          <w:numId w:val="1"/>
+        </w:numPr>
+        <w:bidi/>
+        <w:spacing w:after="60"/>
+        <w:jc w:val="both"/>
+      </w:pPr>
+      <w:r>
+        <w:rPr>
+          <w:rFonts w:ascii="Calibri" w:hAnsi="Calibri" w:cs="Arial"/>
+          <w:rtl/>
+          <w:sz w:val="24"/>
+          <w:szCs w:val="24"/>
+        </w:rPr>
+        <w:t xml:space="preserve">لا تتجاوز الحمولة القصوى للآلة، ولا ترفع اللفات الثقيلة بمفردك؛ استخدم العربات أو وسائل الرفع (EMS.İS.TL.18.05).</w:t>
+      </w:r>
+    </w:p>
+    <w:p>
+      <w:pPr>
+        <w:pStyle w:val="ListeParagraf"/>
+        <w:numPr>
+          <w:ilvl w:val="0"/>
+          <w:numId w:val="1"/>
+        </w:numPr>
+        <w:bidi/>
+        <w:spacing w:after="60"/>
+        <w:jc w:val="both"/>
+      </w:pPr>
+      <w:r>
+        <w:rPr>
+          <w:rFonts w:ascii="Calibri" w:hAnsi="Calibri" w:cs="Arial"/>
+          <w:rtl/>
+          <w:sz w:val="24"/>
+          <w:szCs w:val="24"/>
+        </w:rPr>
+        <w:t xml:space="preserve">لا تضع يديك قرب البكرة أو الفوهة أثناء تشغيل الآلة، ولا تفتح باب الآلة تحت الضغط أو عند درجة حرارة أعلى من الحد الآمن.</w:t>
+      </w:r>
+    </w:p>
+    <w:p>
+      <w:pPr>
+        <w:pStyle w:val="ListeParagraf"/>
+        <w:numPr>
+          <w:ilvl w:val="0"/>
+          <w:numId w:val="1"/>
+        </w:numPr>
+        <w:bidi/>
+        <w:spacing w:after="60"/>
+        <w:jc w:val="both"/>
+      </w:pPr>
+      <w:r>
+        <w:rPr>
+          <w:rFonts w:ascii="Calibri" w:hAnsi="Calibri" w:cs="Arial"/>
+          <w:rtl/>
+          <w:sz w:val="24"/>
+          <w:szCs w:val="24"/>
+        </w:rPr>
+        <w:t xml:space="preserve">لا تترك القماش على الأرض؛ احتفظ بالدفعات على منصات أو عربات نظيفة مع بطاقاتها.</w:t>
+      </w:r>
+    </w:p>
+    <w:p>
+      <w:pPr>
+        <w:pStyle w:val="ListeParagraf"/>
+        <w:numPr>
+          <w:ilvl w:val="0"/>
+          <w:numId w:val="1"/>
+        </w:numPr>
+        <w:bidi/>
+        <w:spacing w:after="60"/>
+        <w:jc w:val="both"/>
+      </w:pPr>
+      <w:r>
+        <w:rPr>
+          <w:rFonts w:ascii="Calibri" w:hAnsi="Calibri" w:cs="Arial"/>
+          <w:rtl/>
+          <w:sz w:val="24"/>
+          <w:szCs w:val="24"/>
+        </w:rPr>
+        <w:t xml:space="preserve">لا تبدأ دفعة دون بطاقة دفعة أو مع هوية لفة مشكوك فيها.</w:t>
+      </w:r>
+    </w:p>
+    <w:p>
+      <w:pPr>
+        <w:pStyle w:val="ListeParagraf"/>
+        <w:bidi/>
+        <w:spacing w:after="80"/>
+        <w:ind w:left="0" w:right="709"/>
+        <w:jc w:val="both"/>
+      </w:pPr>
+    </w:p>
+    <w:p>
+      <w:pPr>
+        <w:pStyle w:val="ListeParagraf"/>
+        <w:bidi/>
+        <w:spacing w:before="120" w:after="60"/>
+        <w:ind w:left="0" w:right="709"/>
+      </w:pPr>
+      <w:r>
+        <w:rPr>
+          <w:rFonts w:ascii="Calibri" w:hAnsi="Calibri" w:cs="Arial"/>
+          <w:b/>
+          <w:bCs/>
+          <w:rtl/>
+          <w:sz w:val="24"/>
+          <w:szCs w:val="24"/>
+        </w:rPr>
+        <w:t xml:space="preserve">6. عدم المطابقة والإجراء التصحيحي</w:t>
+      </w:r>
+    </w:p>
+    <w:p>
+      <w:pPr>
+        <w:pStyle w:val="ListeParagraf"/>
+        <w:bidi/>
+        <w:spacing w:after="80"/>
+        <w:ind w:left="0" w:right="709"/>
+        <w:jc w:val="both"/>
+      </w:pPr>
+      <w:r>
+        <w:rPr>
+          <w:rFonts w:ascii="Calibri" w:hAnsi="Calibri" w:cs="Arial"/>
+          <w:rtl/>
+          <w:sz w:val="24"/>
+          <w:szCs w:val="24"/>
+        </w:rPr>
+        <w:t xml:space="preserve">6.1. إذا لم يتطابق عدد اللفات أو وزنها أو هويتها، أو وُجد لوط مختلط، أوقف تكوين الدفعات، وأبلغ مشرف وردية المصبغة، واحتفظ باللفات في منطقة الحجز.</w:t>
+      </w:r>
+    </w:p>
+    <w:p>
+      <w:pPr>
+        <w:pStyle w:val="ListeParagraf"/>
+        <w:bidi/>
+        <w:spacing w:after="80"/>
+        <w:ind w:left="0" w:right="709"/>
+        <w:jc w:val="both"/>
+      </w:pPr>
+      <w:r>
+        <w:rPr>
+          <w:rFonts w:ascii="Calibri" w:hAnsi="Calibri" w:cs="Arial"/>
+          <w:rtl/>
+          <w:sz w:val="24"/>
+          <w:szCs w:val="24"/>
+        </w:rPr>
+        <w:t xml:space="preserve">6.2. يُعامل القماش الخام غير المطابق كمنتج غير مطابق وفق EMS.KS.PRO.22.02؛ ويتخذ مدير المصبغة وضمان الجودة القرار (الاستخدام أو الإرجاع إلى المورد أو التريكو أو إعادة المعالجة).</w:t>
+      </w:r>
+    </w:p>
+    <w:p>
+      <w:pPr>
+        <w:pStyle w:val="ListeParagraf"/>
+        <w:bidi/>
+        <w:spacing w:after="80"/>
+        <w:ind w:left="0" w:right="709"/>
+        <w:jc w:val="both"/>
+      </w:pPr>
+      <w:r>
+        <w:rPr>
+          <w:rFonts w:ascii="Calibri" w:hAnsi="Calibri" w:cs="Arial"/>
+          <w:rtl/>
+          <w:sz w:val="24"/>
+          <w:szCs w:val="24"/>
+        </w:rPr>
+        <w:t xml:space="preserve">6.3. تُسجَّل المشكلة المتكررة (التجاعيد، عدم الانتظام، التشابك، اختلاط اللوطات، انحراف الوزن) ويُفتح إجراء تصحيحي ووقائي (DOP/CAPA) وفق EMS.KS.PRO.22.03.</w:t>
+      </w:r>
+    </w:p>
+    <w:p>
+      <w:pPr>
+        <w:pStyle w:val="ListeParagraf"/>
+        <w:bidi/>
+        <w:spacing w:after="80"/>
+        <w:ind w:left="0" w:right="709"/>
+        <w:jc w:val="both"/>
+      </w:pPr>
+    </w:p>
+    <w:p>
+      <w:pPr>
+        <w:pStyle w:val="ListeParagraf"/>
+        <w:bidi/>
+        <w:spacing w:before="120" w:after="60"/>
+        <w:ind w:left="0" w:right="709"/>
+      </w:pPr>
+      <w:r>
+        <w:rPr>
+          <w:rFonts w:ascii="Calibri" w:hAnsi="Calibri" w:cs="Arial"/>
+          <w:b/>
+          <w:bCs/>
+          <w:rtl/>
+          <w:sz w:val="24"/>
+          <w:szCs w:val="24"/>
+        </w:rPr>
+        <w:t xml:space="preserve">7. الوثائق والسجلات ذات الصلة</w:t>
+      </w:r>
+    </w:p>
+    <w:p>
+      <w:pPr>
+        <w:pStyle w:val="ListeParagraf"/>
+        <w:numPr>
+          <w:ilvl w:val="0"/>
+          <w:numId w:val="1"/>
+        </w:numPr>
+        <w:bidi/>
+        <w:spacing w:after="60"/>
+        <w:jc w:val="both"/>
+      </w:pPr>
+      <w:r>
+        <w:rPr>
+          <w:rFonts w:ascii="Calibri" w:hAnsi="Calibri" w:cs="Arial"/>
+          <w:rtl/>
+          <w:sz w:val="24"/>
+          <w:szCs w:val="24"/>
+        </w:rPr>
+        <w:t xml:space="preserve">تعليمات TLM-BOY-01 استلام القماش الخام وتكوين الدفعات والإجراء PRS-BOY-01 مراقبة مدخلات المصبغة (نظام الجودة)</w:t>
+      </w:r>
+    </w:p>
+    <w:p>
+      <w:pPr>
+        <w:pStyle w:val="ListeParagraf"/>
+        <w:numPr>
+          <w:ilvl w:val="0"/>
+          <w:numId w:val="1"/>
+        </w:numPr>
+        <w:bidi/>
+        <w:spacing w:after="60"/>
+        <w:jc w:val="both"/>
+      </w:pPr>
+      <w:r>
+        <w:rPr>
+          <w:rFonts w:ascii="Calibri" w:hAnsi="Calibri" w:cs="Arial"/>
+          <w:rtl/>
+          <w:sz w:val="24"/>
+          <w:szCs w:val="24"/>
+        </w:rPr>
+        <w:t xml:space="preserve">EMS.BY.PRO.06.04. إجراء مراقبة مدخلات المصبغة وجودة الدفعات</w:t>
+      </w:r>
+    </w:p>
+    <w:p>
+      <w:pPr>
+        <w:pStyle w:val="ListeParagraf"/>
+        <w:numPr>
+          <w:ilvl w:val="0"/>
+          <w:numId w:val="1"/>
+        </w:numPr>
+        <w:bidi/>
+        <w:spacing w:after="60"/>
+        <w:jc w:val="both"/>
+      </w:pPr>
+      <w:r>
+        <w:rPr>
+          <w:rFonts w:ascii="Calibri" w:hAnsi="Calibri" w:cs="Arial"/>
+          <w:rtl/>
+          <w:sz w:val="24"/>
+          <w:szCs w:val="24"/>
+        </w:rPr>
+        <w:t xml:space="preserve">EMS.BY.PRO.06.02. إجراء مراقبة عمليات الصباغة والتجهيز</w:t>
+      </w:r>
+    </w:p>
+    <w:p>
+      <w:pPr>
+        <w:pStyle w:val="ListeParagraf"/>
+        <w:numPr>
+          <w:ilvl w:val="0"/>
+          <w:numId w:val="1"/>
+        </w:numPr>
+        <w:bidi/>
+        <w:spacing w:after="60"/>
+        <w:jc w:val="both"/>
+      </w:pPr>
+      <w:r>
+        <w:rPr>
+          <w:rFonts w:ascii="Calibri" w:hAnsi="Calibri" w:cs="Arial"/>
+          <w:rtl/>
+          <w:sz w:val="24"/>
+          <w:szCs w:val="24"/>
+        </w:rPr>
+        <w:t xml:space="preserve">EMS.BY.TL.06.01. تعليمات تشغيل آلة الصباغة</w:t>
+      </w:r>
+    </w:p>
+    <w:p>
+      <w:pPr>
+        <w:pStyle w:val="ListeParagraf"/>
+        <w:numPr>
+          <w:ilvl w:val="0"/>
+          <w:numId w:val="1"/>
+        </w:numPr>
+        <w:bidi/>
+        <w:spacing w:after="60"/>
+        <w:jc w:val="both"/>
+      </w:pPr>
+      <w:r>
+        <w:rPr>
+          <w:rFonts w:ascii="Calibri" w:hAnsi="Calibri" w:cs="Arial"/>
+          <w:rtl/>
+          <w:sz w:val="24"/>
+          <w:szCs w:val="24"/>
+        </w:rPr>
+        <w:t xml:space="preserve">EMS.ÜR.TL.05.08. تعليمات فحص القماش الخام</w:t>
+      </w:r>
+    </w:p>
+    <w:p>
+      <w:pPr>
+        <w:pStyle w:val="ListeParagraf"/>
+        <w:numPr>
+          <w:ilvl w:val="0"/>
+          <w:numId w:val="1"/>
+        </w:numPr>
+        <w:bidi/>
+        <w:spacing w:after="60"/>
+        <w:jc w:val="both"/>
+      </w:pPr>
+      <w:r>
+        <w:rPr>
+          <w:rFonts w:ascii="Calibri" w:hAnsi="Calibri" w:cs="Arial"/>
+          <w:rtl/>
+          <w:sz w:val="24"/>
+          <w:szCs w:val="24"/>
+        </w:rPr>
+        <w:t xml:space="preserve">EMS.GR.TL.14.01. تعليمات تعريف المواد المعاد تدويرها وفصلها</w:t>
+      </w:r>
+    </w:p>
+    <w:p>
+      <w:pPr>
+        <w:pStyle w:val="ListeParagraf"/>
+        <w:numPr>
+          <w:ilvl w:val="0"/>
+          <w:numId w:val="1"/>
+        </w:numPr>
+        <w:bidi/>
+        <w:spacing w:after="60"/>
+        <w:jc w:val="both"/>
+      </w:pPr>
+      <w:r>
+        <w:rPr>
+          <w:rFonts w:ascii="Calibri" w:hAnsi="Calibri" w:cs="Arial"/>
+          <w:rtl/>
+          <w:sz w:val="24"/>
+          <w:szCs w:val="24"/>
+        </w:rPr>
+        <w:t xml:space="preserve">EMS.KS.PRO.22.02. إجراء مراقبة المنتج غير المطابق</w:t>
+      </w:r>
+    </w:p>
+    <w:p>
+      <w:pPr>
+        <w:pStyle w:val="ListeParagraf"/>
+        <w:numPr>
+          <w:ilvl w:val="0"/>
+          <w:numId w:val="1"/>
+        </w:numPr>
+        <w:bidi/>
+        <w:spacing w:after="60"/>
+        <w:jc w:val="both"/>
+      </w:pPr>
+      <w:r>
+        <w:rPr>
+          <w:rFonts w:ascii="Calibri" w:hAnsi="Calibri" w:cs="Arial"/>
+          <w:rtl/>
+          <w:sz w:val="24"/>
+          <w:szCs w:val="24"/>
+        </w:rPr>
+        <w:t xml:space="preserve">EMS.KS.PRO.22.03. إجراء الإجراءات التصحيحية والوقائية (CAPA) لمشكلات الجودة</w:t>
+      </w:r>
+    </w:p>
+    <w:p>
+      <w:pPr>
+        <w:pStyle w:val="ListeParagraf"/>
+        <w:numPr>
+          <w:ilvl w:val="0"/>
+          <w:numId w:val="1"/>
+        </w:numPr>
+        <w:bidi/>
+        <w:spacing w:after="60"/>
+        <w:jc w:val="both"/>
+      </w:pPr>
+      <w:r>
+        <w:rPr>
+          <w:rFonts w:ascii="Calibri" w:hAnsi="Calibri" w:cs="Arial"/>
+          <w:rtl/>
+          <w:sz w:val="24"/>
+          <w:szCs w:val="24"/>
+        </w:rPr>
+        <w:t xml:space="preserve">EMS.QA.FRM.07.21 نموذج مراقبة القماش الخام، EMS.QA.FRM.07.19 نموذج فحص الغزل ومراقبة المدخلات وتقييم الموردين</w:t>
+      </w:r>
+    </w:p>
+    <w:p>
+      <w:pPr>
+        <w:pStyle w:val="ListeParagraf"/>
+        <w:numPr>
+          <w:ilvl w:val="0"/>
+          <w:numId w:val="1"/>
+        </w:numPr>
+        <w:bidi/>
+        <w:spacing w:after="60"/>
+        <w:jc w:val="both"/>
+      </w:pPr>
+      <w:r>
+        <w:rPr>
+          <w:rFonts w:ascii="Calibri" w:hAnsi="Calibri" w:cs="Arial"/>
+          <w:rtl/>
+          <w:sz w:val="24"/>
+          <w:szCs w:val="24"/>
+        </w:rPr>
+        <w:t xml:space="preserve">خطة الصباغة وبطاقات الدفعات وسجلات تحميل الآلات</w:t>
+      </w:r>
+    </w:p>
+    <w:p>
+      <w:pPr>
+        <w:pStyle w:val="ListeParagraf"/>
+        <w:bidi/>
+        <w:spacing w:after="80"/>
+        <w:ind w:left="0" w:right="709"/>
+        <w:jc w:val="both"/>
+      </w:pPr>
+    </w:p>
+    <w:p>
+      <w:pPr>
+        <w:pStyle w:val="ListeParagraf"/>
+        <w:bidi/>
+        <w:spacing w:before="120" w:after="60"/>
+        <w:ind w:left="0" w:right="709"/>
+      </w:pPr>
+      <w:r>
+        <w:rPr>
+          <w:rFonts w:ascii="Calibri" w:hAnsi="Calibri" w:cs="Arial"/>
+          <w:b/>
+          <w:bCs/>
+          <w:rtl/>
+          <w:sz w:val="24"/>
+          <w:szCs w:val="24"/>
+        </w:rPr>
+        <w:t xml:space="preserve">8. التغذية الراجعة والمتابعة</w:t>
+      </w:r>
+    </w:p>
+    <w:p>
+      <w:pPr>
+        <w:pStyle w:val="ListeParagraf"/>
+        <w:bidi/>
+        <w:spacing w:after="80"/>
+        <w:ind w:left="0" w:right="709"/>
+        <w:jc w:val="both"/>
+      </w:pPr>
+      <w:r>
+        <w:rPr>
+          <w:rFonts w:ascii="Calibri" w:hAnsi="Calibri" w:cs="Arial"/>
+          <w:rtl/>
+          <w:sz w:val="24"/>
+          <w:szCs w:val="24"/>
+        </w:rPr>
+        <w:t xml:space="preserve">يراجع مشرف وردية المصبغة بطاقات الدفعات في كل وردية. ويتابع مدير المصبغة شهريًا العيوب المرتبطة بالتحميل (التجاعيد، عدم الانتظام، التشابك، اختلاط اللوطات)، واللفات الخام المحجوزة، والانحراف بين أوزان الدفعات المخططة والفعلية؛ وتُحدَّد الأهداف في الأهداف السنوية وتُرفع إلى مراجعة الإدارة. تُراجع هذه التعليمات سنويًا.</w:t>
+      </w:r>
+    </w:p>
     <w:p>
       <w:pPr>
         <w:pStyle w:val="ListeParagraf"/>
@@ -2713,6 +4109,57 @@
     </w:tbl>
     <w:p>
       <w:pPr>
+        <w:pStyle w:val="ListeParagraf"/>
+        <w:spacing w:before="160" w:after="0"/>
+        <w:ind w:left="709"/>
+      </w:pPr>
+      <w:r>
+        <w:rPr>
+          <w:rFonts w:ascii="Calibri" w:hAnsi="Calibri" w:cs="Calibri"/>
+          <w:b/>
+          <w:bCs/>
+          <w:sz w:val="20"/>
+          <w:szCs w:val="20"/>
+        </w:rPr>
+        <w:t xml:space="preserve">Hazırlayan: Boyahane Müdürü  ..........................</w:t>
+      </w:r>
+    </w:p>
+    <w:p>
+      <w:pPr>
+        <w:pStyle w:val="ListeParagraf"/>
+        <w:spacing w:before="40" w:after="0"/>
+        <w:ind w:left="709"/>
+      </w:pPr>
+      <w:r>
+        <w:rPr>
+          <w:rFonts w:ascii="Calibri" w:hAnsi="Calibri" w:cs="Calibri"/>
+          <w:b/>
+          <w:bCs/>
+          <w:sz w:val="20"/>
+          <w:szCs w:val="20"/>
+        </w:rPr>
+        <w:t xml:space="preserve">Kontrol: Boyahane Fabrika Müdürü  ..........................</w:t>
+      </w:r>
+    </w:p>
+    <w:p>
+      <w:pPr>
+        <w:pStyle w:val="ListeParagraf"/>
+        <w:spacing w:before="40" w:after="0"/>
+        <w:ind w:left="709"/>
+      </w:pPr>
+      <w:r>
+        <w:rPr>
+          <w:rFonts w:ascii="Calibri" w:hAnsi="Calibri" w:cs="Calibri"/>
+          <w:b/>
+          <w:bCs/>
+          <w:sz w:val="20"/>
+          <w:szCs w:val="20"/>
+        </w:rPr>
+        <w:t xml:space="preserve">Kalite Müdürü: ..........................    Fabrika Müdürü: ..........................</w:t>
+      </w:r>
+    </w:p>
+    <w:p>
+      <w:pPr>
         <w:spacing w:before="0" w:after="0" w:line="20" w:lineRule="exact"/>
         <w:rPr>
           <w:vanish/>
@@ -3253,7 +4700,7 @@
               <w:sz w:val="16"/>
               <w:szCs w:val="16"/>
             </w:rPr>
-            <w:t>0</w:t>
+            <w:t>1</w:t>
           </w:r>
         </w:p>
         <w:p>
@@ -3272,7 +4719,7 @@
               <w:sz w:val="16"/>
               <w:szCs w:val="16"/>
             </w:rPr>
-            <w:t>… / … / …</w:t>
+            <w:t>14.10.2026</w:t>
           </w:r>
         </w:p>
       </w:tc>

--- a/prosedurler/EMS.BY.TL.06.04. Batch Preparation and Fabric Loading Instruction.docx
+++ b/prosedurler/EMS.BY.TL.06.04. Batch Preparation and Fabric Loading Instruction.docx
@@ -32,7 +32,7 @@
           <w:sz w:val="24"/>
           <w:szCs w:val="24"/>
         </w:rPr>
-        <w:t xml:space="preserve">This work instruction describes how greige fabric is received in the dyehouse, how batches are formed, prepared, identified and loaded into dyeing machines at Eroglu Knitting (EMS) (QMS instruction TLM-BOY-01), so that the correct fabric is dyed with the correct quantity and liquor ratio, uneven dyeing, creases, mixed lots and fabric damage are prevented and full traceability is kept.</w:t>
+        <w:t xml:space="preserve">This work instruction describes how greige fabric is received in the dyehouse, how batches are formed, prepared, identified and loaded into dyeing machines at Eroglu Knitting (EMS) (QMS instruction EMS.BY.TL.06.04), so that the correct fabric is dyed with the correct quantity and liquor ratio, uneven dyeing, creases, mixed lots and fabric damage are prevented and full traceability is kept.</w:t>
       </w:r>
     </w:p>
     <w:p>
@@ -573,7 +573,7 @@
           <w:sz w:val="24"/>
           <w:szCs w:val="24"/>
         </w:rPr>
-        <w:t xml:space="preserve">1. GREIGE FABRIC RECEIVING (TLM-BOY-01)</w:t>
+        <w:t xml:space="preserve">1. GREIGE FABRIC RECEIVING (EMS.BY.TL.06.04)</w:t>
       </w:r>
     </w:p>
     <w:p>
@@ -1138,7 +1138,7 @@
           <w:sz w:val="24"/>
           <w:szCs w:val="24"/>
         </w:rPr>
-        <w:t xml:space="preserve">TLM-BOY-01 Greige Fabric Receiving and Batching Instruction and PRS-BOY-01 Dyehouse Input Control Procedure (QMS)</w:t>
+        <w:t xml:space="preserve">EMS.BY.TL.06.04 Greige Fabric Receiving and Batching Instruction and EMS.BY.PRO.06.04 Dyehouse Input Control Procedure (QMS)</w:t>
       </w:r>
     </w:p>
     <w:p>
@@ -1392,7 +1392,7 @@
           <w:sz w:val="24"/>
           <w:szCs w:val="24"/>
         </w:rPr>
-        <w:t xml:space="preserve">تصف تعليمات العمل هذه كيفية استلام القماش الخام في المصبغة، وتكوين الدفعات وتحضيرها وتعريفها وتحميلها في آلات الصباغة في شركة إيروغلو للتريكو (EMS) (تعليمات نظام الجودة TLM-BOY-01)، بحيث يُصبغ القماش الصحيح بالكمية ونسبة الحمام الصحيحتين، وتُمنع الصباغة غير المنتظمة والتجاعيد واختلاط اللوطات وتلف القماش، مع الحفاظ على إمكانية التتبع الكاملة.</w:t>
+        <w:t xml:space="preserve">تصف تعليمات العمل هذه كيفية استلام القماش الخام في المصبغة، وتكوين الدفعات وتحضيرها وتعريفها وتحميلها في آلات الصباغة في شركة إيروغلو للتريكو (EMS) (تعليمات نظام الجودة EMS.BY.TL.06.04)، بحيث يُصبغ القماش الصحيح بالكمية ونسبة الحمام الصحيحتين، وتُمنع الصباغة غير المنتظمة والتجاعيد واختلاط اللوطات وتلف القماش، مع الحفاظ على إمكانية التتبع الكاملة.</w:t>
       </w:r>
     </w:p>
     <w:p>
@@ -1997,7 +1997,7 @@
           <w:sz w:val="24"/>
           <w:szCs w:val="24"/>
         </w:rPr>
-        <w:t xml:space="preserve">1. استلام القماش الخام (TLM-BOY-01)</w:t>
+        <w:t xml:space="preserve">1. استلام القماش الخام (EMS.BY.TL.06.04)</w:t>
       </w:r>
     </w:p>
     <w:p>
@@ -2630,7 +2630,7 @@
           <w:sz w:val="24"/>
           <w:szCs w:val="24"/>
         </w:rPr>
-        <w:t xml:space="preserve">تعليمات TLM-BOY-01 استلام القماش الخام وتكوين الدفعات والإجراء PRS-BOY-01 مراقبة مدخلات المصبغة (نظام الجودة)</w:t>
+        <w:t xml:space="preserve">تعليمات EMS.BY.TL.06.04 استلام القماش الخام وتكوين الدفعات والإجراء EMS.BY.PRO.06.04 مراقبة مدخلات المصبغة (نظام الجودة)</w:t>
       </w:r>
     </w:p>
     <w:p>
